--- a/WebContent/docx/肠癌11基因报告-阿克曼.docx
+++ b/WebContent/docx/肠癌11基因报告-阿克曼.docx
@@ -3521,10 +3521,10 @@
       <w:bookmarkStart w:id="3" w:name="_Toc32054"/>
       <w:bookmarkStart w:id="4" w:name="_Toc30143_WPSOffice_Level1"/>
       <w:bookmarkStart w:id="5" w:name="_Toc21669"/>
-      <w:bookmarkStart w:id="6" w:name="_Toc27500"/>
+      <w:bookmarkStart w:id="6" w:name="_Toc13806"/>
       <w:bookmarkStart w:id="7" w:name="_Toc24178_WPSOffice_Level1"/>
-      <w:bookmarkStart w:id="8" w:name="_Toc13806"/>
-      <w:bookmarkStart w:id="9" w:name="_Toc21009_WPSOffice_Level1"/>
+      <w:bookmarkStart w:id="8" w:name="_Toc21009_WPSOffice_Level1"/>
+      <w:bookmarkStart w:id="9" w:name="_Toc27500"/>
     </w:p>
     <w:p>
       <w:pPr>
@@ -4418,14 +4418,14 @@
           </w14:shadow>
         </w:rPr>
       </w:pPr>
-      <w:bookmarkStart w:id="11" w:name="_Toc19594"/>
-      <w:bookmarkStart w:id="12" w:name="_Toc342"/>
-      <w:bookmarkStart w:id="13" w:name="_Toc11015_WPSOffice_Level1"/>
-      <w:bookmarkStart w:id="14" w:name="_Toc11465"/>
+      <w:bookmarkStart w:id="11" w:name="_Toc342"/>
+      <w:bookmarkStart w:id="12" w:name="_Toc11015_WPSOffice_Level1"/>
+      <w:bookmarkStart w:id="13" w:name="_Toc11465"/>
+      <w:bookmarkStart w:id="14" w:name="_Toc19594"/>
       <w:bookmarkStart w:id="15" w:name="_Toc18062_WPSOffice_Level1"/>
-      <w:bookmarkStart w:id="16" w:name="_Toc10518"/>
+      <w:bookmarkStart w:id="16" w:name="_Toc7021_WPSOffice_Level1"/>
       <w:bookmarkStart w:id="17" w:name="_Toc17451"/>
-      <w:bookmarkStart w:id="18" w:name="_Toc7021_WPSOffice_Level1"/>
+      <w:bookmarkStart w:id="18" w:name="_Toc10518"/>
       <w:bookmarkStart w:id="19" w:name="_Toc3823"/>
       <w:r>
         <w:rPr>
@@ -5125,12 +5125,12 @@
         </w:rPr>
       </w:pPr>
       <w:bookmarkStart w:id="22" w:name="_Toc23369_WPSOffice_Level1"/>
-      <w:bookmarkStart w:id="23" w:name="_Toc1410"/>
+      <w:bookmarkStart w:id="23" w:name="_Toc25920"/>
       <w:bookmarkStart w:id="24" w:name="_Toc4088"/>
       <w:bookmarkStart w:id="25" w:name="_Toc3871"/>
       <w:bookmarkStart w:id="26" w:name="_Toc6221_WPSOffice_Level1"/>
-      <w:bookmarkStart w:id="27" w:name="_Toc18058"/>
-      <w:bookmarkStart w:id="28" w:name="_Toc25920"/>
+      <w:bookmarkStart w:id="27" w:name="_Toc1410"/>
+      <w:bookmarkStart w:id="28" w:name="_Toc18058"/>
       <w:bookmarkStart w:id="29" w:name="_Toc19651"/>
       <w:r>
         <w:rPr>
@@ -5201,10 +5201,10 @@
         </w:rPr>
       </w:pPr>
       <w:bookmarkStart w:id="30" w:name="_Toc26045"/>
-      <w:bookmarkStart w:id="31" w:name="_Toc13550"/>
-      <w:bookmarkStart w:id="32" w:name="_Toc23973"/>
-      <w:bookmarkStart w:id="33" w:name="_Toc149837254"/>
-      <w:bookmarkStart w:id="34" w:name="_Toc15649"/>
+      <w:bookmarkStart w:id="31" w:name="_Toc23973"/>
+      <w:bookmarkStart w:id="32" w:name="_Toc149837254"/>
+      <w:bookmarkStart w:id="33" w:name="_Toc15649"/>
+      <w:bookmarkStart w:id="34" w:name="_Toc13550"/>
       <w:r>
         <w:rPr>
           <w:rFonts w:hint="eastAsia" w:ascii="Times New Roman" w:hAnsi="Times New Roman"/>
@@ -10006,7 +10006,6 @@
           <w:lang w:val="en-US" w:eastAsia="zh-CN" w:bidi="ar"/>
         </w:rPr>
       </w:pPr>
-      <w:bookmarkStart w:id="128" w:name="_GoBack"/>
       <w:r>
         <w:rPr>
           <w:rFonts w:ascii="微软雅黑" w:hAnsi="微软雅黑" w:eastAsia="微软雅黑" w:cs="微软雅黑"/>
@@ -10062,7 +10061,13 @@
         <w:t xml:space="preserve"> %}</w:t>
       </w:r>
     </w:p>
-    <w:bookmarkEnd w:id="128"/>
+    <w:p>
+      <w:pPr>
+        <w:rPr>
+          <w:lang w:eastAsia="zh-CN"/>
+        </w:rPr>
+      </w:pPr>
+    </w:p>
     <w:p>
       <w:pPr>
         <w:rPr>
@@ -10086,31 +10091,31 @@
               <wp:anchor distT="0" distB="0" distL="114300" distR="114300" simplePos="0" relativeHeight="251663360" behindDoc="0" locked="0" layoutInCell="1" allowOverlap="1">
                 <wp:simplePos x="0" y="0"/>
                 <wp:positionH relativeFrom="column">
-                  <wp:posOffset>2775585</wp:posOffset>
+                  <wp:posOffset>2782570</wp:posOffset>
                 </wp:positionH>
                 <wp:positionV relativeFrom="paragraph">
-                  <wp:posOffset>80010</wp:posOffset>
+                  <wp:posOffset>52070</wp:posOffset>
                 </wp:positionV>
-                <wp:extent cx="2571115" cy="410210"/>
-                <wp:effectExtent l="0" t="0" r="4445" b="1270"/>
+                <wp:extent cx="2735580" cy="452755"/>
+                <wp:effectExtent l="0" t="0" r="0" b="0"/>
                 <wp:wrapNone/>
-                <wp:docPr id="35" name="组合 16"/>
+                <wp:docPr id="5" name="组合 5"/>
                 <wp:cNvGraphicFramePr/>
                 <a:graphic xmlns:a="http://schemas.openxmlformats.org/drawingml/2006/main">
                   <a:graphicData uri="http://schemas.microsoft.com/office/word/2010/wordprocessingGroup">
                     <wpg:wgp>
                       <wpg:cNvGrpSpPr/>
                       <wpg:grpSpPr>
-                        <a:xfrm rot="0">
-                          <a:off x="3423285" y="2708910"/>
-                          <a:ext cx="2571115" cy="410210"/>
-                          <a:chOff x="17956" y="38313"/>
-                          <a:chExt cx="4049" cy="646"/>
+                        <a:xfrm>
+                          <a:off x="0" y="0"/>
+                          <a:ext cx="2735580" cy="452755"/>
+                          <a:chOff x="19211" y="19395"/>
+                          <a:chExt cx="4308" cy="713"/>
                         </a:xfrm>
                       </wpg:grpSpPr>
                       <pic:pic xmlns:pic="http://schemas.openxmlformats.org/drawingml/2006/picture">
                         <pic:nvPicPr>
-                          <pic:cNvPr id="4" name="图片 29" descr="IMG_256"/>
+                          <pic:cNvPr id="7" name="图片 6" descr="蔡冬雪"/>
                           <pic:cNvPicPr>
                             <a:picLocks noChangeAspect="1"/>
                           </pic:cNvPicPr>
@@ -10131,42 +10136,52 @@
                               </a:clrTo>
                             </a:clrChange>
                           </a:blip>
+                          <a:srcRect l="18656" t="33322" r="18897" b="26699"/>
                           <a:stretch>
                             <a:fillRect/>
                           </a:stretch>
                         </pic:blipFill>
                         <pic:spPr>
                           <a:xfrm>
-                            <a:off x="21031" y="38313"/>
-                            <a:ext cx="975" cy="570"/>
+                            <a:off x="19211" y="19491"/>
+                            <a:ext cx="1261" cy="566"/>
                           </a:xfrm>
                           <a:prstGeom prst="rect">
                             <a:avLst/>
                           </a:prstGeom>
-                          <a:noFill/>
-                          <a:ln w="9525">
-                            <a:noFill/>
-                          </a:ln>
                         </pic:spPr>
                       </pic:pic>
                       <pic:pic xmlns:pic="http://schemas.openxmlformats.org/drawingml/2006/picture">
                         <pic:nvPicPr>
-                          <pic:cNvPr id="15" name="图片 15" descr="c9514d16fd70679bf0495aeebb03c72d_compress"/>
+                          <pic:cNvPr id="13" name="图片 4" descr="王建丽"/>
                           <pic:cNvPicPr>
                             <a:picLocks noChangeAspect="1"/>
                           </pic:cNvPicPr>
                         </pic:nvPicPr>
                         <pic:blipFill>
-                          <a:blip r:embed="rId11"/>
-                          <a:srcRect l="21003" t="56913" r="27176" b="26386"/>
+                          <a:blip r:embed="rId11">
+                            <a:clrChange>
+                              <a:clrFrom>
+                                <a:srgbClr val="FFFFFF">
+                                  <a:alpha val="100000"/>
+                                </a:srgbClr>
+                              </a:clrFrom>
+                              <a:clrTo>
+                                <a:srgbClr val="FFFFFF">
+                                  <a:alpha val="100000"/>
+                                  <a:alpha val="0"/>
+                                </a:srgbClr>
+                              </a:clrTo>
+                            </a:clrChange>
+                          </a:blip>
                           <a:stretch>
                             <a:fillRect/>
                           </a:stretch>
                         </pic:blipFill>
                         <pic:spPr>
                           <a:xfrm>
-                            <a:off x="17956" y="38485"/>
-                            <a:ext cx="1550" cy="475"/>
+                            <a:off x="22261" y="19395"/>
+                            <a:ext cx="1258" cy="713"/>
                           </a:xfrm>
                           <a:prstGeom prst="rect">
                             <a:avLst/>
@@ -10181,18 +10196,18 @@
           </mc:Choice>
           <mc:Fallback>
             <w:pict>
-              <v:group id="组合 16" o:spid="_x0000_s1026" o:spt="203" style="position:absolute;left:0pt;margin-left:218.55pt;margin-top:6.3pt;height:32.3pt;width:202.45pt;z-index:251663360;mso-width-relative:page;mso-height-relative:page;" coordorigin="17956,38313" coordsize="4049,646" o:gfxdata="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">
+              <v:group id="_x0000_s1026" o:spid="_x0000_s1026" o:spt="203" style="position:absolute;left:0pt;margin-left:219.1pt;margin-top:4.1pt;height:35.65pt;width:215.4pt;z-index:251663360;mso-width-relative:page;mso-height-relative:page;" coordorigin="19211,19395" coordsize="4308,713" o:gfxdata="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">
                 <o:lock v:ext="edit" aspectratio="f"/>
-                <v:shape id="图片 29" o:spid="_x0000_s1026" o:spt="75" alt="IMG_256" type="#_x0000_t75" style="position:absolute;left:21031;top:38313;height:570;width:975;" filled="f" o:preferrelative="t" stroked="f" coordsize="21600,21600" o:gfxdata="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">
+                <v:shape id="图片 6" o:spid="_x0000_s1026" o:spt="75" alt="蔡冬雪" type="#_x0000_t75" style="position:absolute;left:19211;top:19491;height:566;width:1261;" filled="f" o:preferrelative="t" stroked="f" coordsize="21600,21600" o:gfxdata="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">
                   <v:fill on="f" focussize="0,0"/>
                   <v:stroke on="f"/>
-                  <v:imagedata r:id="rId10" chromakey="#FFFFFF" o:title=""/>
+                  <v:imagedata r:id="rId10" cropleft="12226f" croptop="21838f" cropright="12384f" cropbottom="17497f" chromakey="#FFFFFF" o:title=""/>
                   <o:lock v:ext="edit" aspectratio="t"/>
                 </v:shape>
-                <v:shape id="_x0000_s1026" o:spid="_x0000_s1026" o:spt="75" alt="c9514d16fd70679bf0495aeebb03c72d_compress" type="#_x0000_t75" style="position:absolute;left:17956;top:38485;height:475;width:1550;" filled="f" o:preferrelative="t" stroked="f" coordsize="21600,21600" o:gfxdata="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">
+                <v:shape id="图片 4" o:spid="_x0000_s1026" o:spt="75" alt="王建丽" type="#_x0000_t75" style="position:absolute;left:22261;top:19395;height:713;width:1258;" filled="f" o:preferrelative="t" stroked="f" coordsize="21600,21600" o:gfxdata="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">
                   <v:fill on="f" focussize="0,0"/>
                   <v:stroke on="f"/>
-                  <v:imagedata r:id="rId11" cropleft="13765f" croptop="37299f" cropright="17810f" cropbottom="17292f" o:title=""/>
+                  <v:imagedata r:id="rId11" chromakey="#FFFFFF" o:title=""/>
                   <o:lock v:ext="edit" aspectratio="t"/>
                 </v:shape>
               </v:group>
@@ -10580,7 +10595,7 @@
       </w:pPr>
       <w:r>
         <w:rPr>
-          <w:sz w:val="24"/>
+          <w:sz w:val="22"/>
         </w:rPr>
         <mc:AlternateContent>
           <mc:Choice Requires="wpg">
@@ -10588,61 +10603,79 @@
               <wp:anchor distT="0" distB="0" distL="114300" distR="114300" simplePos="0" relativeHeight="251664384" behindDoc="0" locked="0" layoutInCell="1" allowOverlap="1">
                 <wp:simplePos x="0" y="0"/>
                 <wp:positionH relativeFrom="column">
-                  <wp:posOffset>2775585</wp:posOffset>
+                  <wp:posOffset>2774950</wp:posOffset>
                 </wp:positionH>
                 <wp:positionV relativeFrom="paragraph">
-                  <wp:posOffset>89535</wp:posOffset>
+                  <wp:posOffset>76200</wp:posOffset>
                 </wp:positionV>
-                <wp:extent cx="2675255" cy="361950"/>
-                <wp:effectExtent l="0" t="0" r="0" b="3810"/>
+                <wp:extent cx="2927350" cy="572135"/>
+                <wp:effectExtent l="0" t="0" r="0" b="0"/>
                 <wp:wrapNone/>
-                <wp:docPr id="37" name="组合 30"/>
+                <wp:docPr id="19" name="组合 19"/>
                 <wp:cNvGraphicFramePr/>
                 <a:graphic xmlns:a="http://schemas.openxmlformats.org/drawingml/2006/main">
                   <a:graphicData uri="http://schemas.microsoft.com/office/word/2010/wordprocessingGroup">
                     <wpg:wgp>
                       <wpg:cNvGrpSpPr/>
                       <wpg:grpSpPr>
-                        <a:xfrm rot="0">
-                          <a:off x="3423285" y="3842385"/>
-                          <a:ext cx="2675255" cy="361950"/>
-                          <a:chOff x="17956" y="40098"/>
-                          <a:chExt cx="4213" cy="570"/>
+                        <a:xfrm>
+                          <a:off x="0" y="0"/>
+                          <a:ext cx="2927350" cy="572135"/>
+                          <a:chOff x="19199" y="21203"/>
+                          <a:chExt cx="4610" cy="901"/>
                         </a:xfrm>
                       </wpg:grpSpPr>
                       <pic:pic xmlns:pic="http://schemas.openxmlformats.org/drawingml/2006/picture">
                         <pic:nvPicPr>
-                          <pic:cNvPr id="5" name="图片 1" descr="24f613a0-66be-430b-9e80-270d3393fac5"/>
+                          <pic:cNvPr id="23" name="图片 1"/>
                           <pic:cNvPicPr>
                             <a:picLocks noChangeAspect="1"/>
                           </pic:cNvPicPr>
                         </pic:nvPicPr>
                         <pic:blipFill>
-                          <a:blip r:embed="rId12"/>
-                          <a:srcRect l="43292" t="26660" r="21693" b="24394"/>
+                          <a:blip r:embed="rId12">
+                            <a:clrChange>
+                              <a:clrFrom>
+                                <a:srgbClr val="FFFFFF">
+                                  <a:alpha val="100000"/>
+                                </a:srgbClr>
+                              </a:clrFrom>
+                              <a:clrTo>
+                                <a:srgbClr val="FFFFFF">
+                                  <a:alpha val="100000"/>
+                                  <a:alpha val="0"/>
+                                </a:srgbClr>
+                              </a:clrTo>
+                            </a:clrChange>
+                          </a:blip>
+                          <a:srcRect l="10922" t="11667"/>
                           <a:stretch>
                             <a:fillRect/>
                           </a:stretch>
                         </pic:blipFill>
                         <pic:spPr>
-                          <a:xfrm rot="16200000">
-                            <a:off x="18366" y="39740"/>
-                            <a:ext cx="506" cy="1327"/>
+                          <a:xfrm>
+                            <a:off x="19199" y="21203"/>
+                            <a:ext cx="1672" cy="901"/>
                           </a:xfrm>
                           <a:prstGeom prst="rect">
                             <a:avLst/>
                           </a:prstGeom>
+                          <a:noFill/>
+                          <a:ln>
+                            <a:noFill/>
+                          </a:ln>
                         </pic:spPr>
                       </pic:pic>
                       <pic:pic xmlns:pic="http://schemas.openxmlformats.org/drawingml/2006/picture">
                         <pic:nvPicPr>
-                          <pic:cNvPr id="29" name="图片 29" descr="IMG_256"/>
+                          <pic:cNvPr id="27" name="图片 11" descr="王建丽"/>
                           <pic:cNvPicPr>
                             <a:picLocks noChangeAspect="1"/>
                           </pic:cNvPicPr>
                         </pic:nvPicPr>
                         <pic:blipFill>
-                          <a:blip r:embed="rId10">
+                          <a:blip r:embed="rId11">
                             <a:clrChange>
                               <a:clrFrom>
                                 <a:srgbClr val="FFFFFF">
@@ -10663,16 +10696,12 @@
                         </pic:blipFill>
                         <pic:spPr>
                           <a:xfrm>
-                            <a:off x="21195" y="40098"/>
-                            <a:ext cx="975" cy="570"/>
+                            <a:off x="22321" y="21215"/>
+                            <a:ext cx="1488" cy="842"/>
                           </a:xfrm>
                           <a:prstGeom prst="rect">
                             <a:avLst/>
                           </a:prstGeom>
-                          <a:noFill/>
-                          <a:ln w="9525">
-                            <a:noFill/>
-                          </a:ln>
                         </pic:spPr>
                       </pic:pic>
                     </wpg:wgp>
@@ -10683,18 +10712,18 @@
           </mc:Choice>
           <mc:Fallback>
             <w:pict>
-              <v:group id="组合 30" o:spid="_x0000_s1026" o:spt="203" style="position:absolute;left:0pt;margin-left:218.55pt;margin-top:7.05pt;height:28.5pt;width:210.65pt;z-index:251664384;mso-width-relative:page;mso-height-relative:page;" coordorigin="17956,40098" coordsize="4213,570" o:gfxdata="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">
+              <v:group id="_x0000_s1026" o:spid="_x0000_s1026" o:spt="203" style="position:absolute;left:0pt;margin-left:218.5pt;margin-top:6pt;height:45.05pt;width:230.5pt;z-index:251664384;mso-width-relative:page;mso-height-relative:page;" coordorigin="19199,21203" coordsize="4610,901" o:gfxdata="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">
                 <o:lock v:ext="edit" aspectratio="f"/>
-                <v:shape id="图片 1" o:spid="_x0000_s1026" o:spt="75" alt="24f613a0-66be-430b-9e80-270d3393fac5" type="#_x0000_t75" style="position:absolute;left:18366;top:39740;height:1327;width:506;rotation:-5898240f;" filled="f" o:preferrelative="t" stroked="f" coordsize="21600,21600" o:gfxdata="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">
+                <v:shape id="图片 1" o:spid="_x0000_s1026" o:spt="75" type="#_x0000_t75" style="position:absolute;left:19199;top:21203;height:901;width:1672;" filled="f" o:preferrelative="t" stroked="f" coordsize="21600,21600" o:gfxdata="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">
                   <v:fill on="f" focussize="0,0"/>
                   <v:stroke on="f"/>
-                  <v:imagedata r:id="rId12" cropleft="28372f" croptop="17472f" cropright="14217f" cropbottom="15987f" o:title=""/>
+                  <v:imagedata r:id="rId12" cropleft="7158f" croptop="7646f" chromakey="#FFFFFF" o:title=""/>
                   <o:lock v:ext="edit" aspectratio="t"/>
                 </v:shape>
-                <v:shape id="_x0000_s1026" o:spid="_x0000_s1026" o:spt="75" alt="IMG_256" type="#_x0000_t75" style="position:absolute;left:21195;top:40098;height:570;width:975;" filled="f" o:preferrelative="t" stroked="f" coordsize="21600,21600" o:gfxdata="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">
+                <v:shape id="图片 11" o:spid="_x0000_s1026" o:spt="75" alt="王建丽" type="#_x0000_t75" style="position:absolute;left:22321;top:21215;height:842;width:1488;" filled="f" o:preferrelative="t" stroked="f" coordsize="21600,21600" o:gfxdata="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">
                   <v:fill on="f" focussize="0,0"/>
                   <v:stroke on="f"/>
-                  <v:imagedata r:id="rId10" chromakey="#FFFFFF" o:title=""/>
+                  <v:imagedata r:id="rId11" chromakey="#FFFFFF" o:title=""/>
                   <o:lock v:ext="edit" aspectratio="t"/>
                 </v:shape>
               </v:group>
@@ -11011,1776 +11040,6 @@
     </w:tbl>
     <w:p>
       <w:pPr>
-        <w:rPr>
-          <w:rFonts w:ascii="Times New Roman" w:hAnsi="Times New Roman" w:eastAsia="微软雅黑" w:cs="Times New Roman"/>
-          <w:sz w:val="24"/>
-          <w:szCs w:val="24"/>
-          <w:lang w:eastAsia="zh-CN"/>
-        </w:rPr>
-      </w:pPr>
-      <w:r>
-        <w:rPr>
-          <w:rFonts w:hint="eastAsia" w:ascii="Times New Roman" w:hAnsi="Times New Roman" w:eastAsia="微软雅黑" w:cs="Times New Roman"/>
-          <w:sz w:val="24"/>
-          <w:szCs w:val="24"/>
-          <w:lang w:eastAsia="zh-CN"/>
-        </w:rPr>
-        <w:t xml:space="preserve">{% endif %}{% if testedby == </w:t>
-      </w:r>
-      <w:r>
-        <w:rPr>
-          <w:rFonts w:ascii="Times New Roman" w:hAnsi="Times New Roman" w:eastAsia="微软雅黑" w:cs="Times New Roman"/>
-          <w:sz w:val="24"/>
-          <w:szCs w:val="24"/>
-          <w:lang w:eastAsia="zh-CN"/>
-        </w:rPr>
-        <w:t>“</w:t>
-      </w:r>
-      <w:r>
-        <w:rPr>
-          <w:rFonts w:hint="eastAsia" w:ascii="Times New Roman" w:hAnsi="Times New Roman" w:eastAsia="微软雅黑" w:cs="Times New Roman"/>
-          <w:sz w:val="24"/>
-          <w:szCs w:val="24"/>
-          <w:lang w:eastAsia="zh-CN"/>
-        </w:rPr>
-        <w:t>3</w:t>
-      </w:r>
-      <w:r>
-        <w:rPr>
-          <w:rFonts w:ascii="Times New Roman" w:hAnsi="Times New Roman" w:eastAsia="微软雅黑" w:cs="Times New Roman"/>
-          <w:sz w:val="24"/>
-          <w:szCs w:val="24"/>
-          <w:lang w:eastAsia="zh-CN"/>
-        </w:rPr>
-        <w:t>”</w:t>
-      </w:r>
-      <w:r>
-        <w:rPr>
-          <w:rFonts w:hint="eastAsia" w:ascii="Times New Roman" w:hAnsi="Times New Roman" w:eastAsia="微软雅黑" w:cs="Times New Roman"/>
-          <w:sz w:val="24"/>
-          <w:szCs w:val="24"/>
-          <w:lang w:eastAsia="zh-CN"/>
-        </w:rPr>
-        <w:t xml:space="preserve"> %}</w:t>
-      </w:r>
-    </w:p>
-    <w:p>
-      <w:pPr>
-        <w:rPr>
-          <w:rFonts w:ascii="Times New Roman" w:hAnsi="Times New Roman" w:eastAsia="微软雅黑" w:cs="Times New Roman"/>
-          <w:sz w:val="24"/>
-          <w:szCs w:val="24"/>
-          <w:lang w:eastAsia="zh-CN"/>
-        </w:rPr>
-      </w:pPr>
-    </w:p>
-    <w:p>
-      <w:pPr>
-        <w:rPr>
-          <w:sz w:val="24"/>
-          <w:lang w:eastAsia="zh-CN"/>
-        </w:rPr>
-      </w:pPr>
-      <w:r>
-        <w:rPr>
-          <w:sz w:val="24"/>
-        </w:rPr>
-        <mc:AlternateContent>
-          <mc:Choice Requires="wpg">
-            <w:drawing>
-              <wp:anchor distT="0" distB="0" distL="114300" distR="114300" simplePos="0" relativeHeight="251665408" behindDoc="0" locked="0" layoutInCell="1" allowOverlap="1">
-                <wp:simplePos x="0" y="0"/>
-                <wp:positionH relativeFrom="column">
-                  <wp:posOffset>2715895</wp:posOffset>
-                </wp:positionH>
-                <wp:positionV relativeFrom="paragraph">
-                  <wp:posOffset>78740</wp:posOffset>
-                </wp:positionV>
-                <wp:extent cx="2672080" cy="414020"/>
-                <wp:effectExtent l="0" t="0" r="10160" b="12700"/>
-                <wp:wrapNone/>
-                <wp:docPr id="39" name="组合 23"/>
-                <wp:cNvGraphicFramePr/>
-                <a:graphic xmlns:a="http://schemas.openxmlformats.org/drawingml/2006/main">
-                  <a:graphicData uri="http://schemas.microsoft.com/office/word/2010/wordprocessingGroup">
-                    <wpg:wgp>
-                      <wpg:cNvGrpSpPr/>
-                      <wpg:grpSpPr>
-                        <a:xfrm rot="0">
-                          <a:off x="3363595" y="4950460"/>
-                          <a:ext cx="2672080" cy="414020"/>
-                          <a:chOff x="17862" y="41843"/>
-                          <a:chExt cx="4208" cy="652"/>
-                        </a:xfrm>
-                      </wpg:grpSpPr>
-                      <pic:pic xmlns:pic="http://schemas.openxmlformats.org/drawingml/2006/picture">
-                        <pic:nvPicPr>
-                          <pic:cNvPr id="22" name="图片 59" descr="图片1"/>
-                          <pic:cNvPicPr>
-                            <a:picLocks noChangeAspect="1"/>
-                          </pic:cNvPicPr>
-                        </pic:nvPicPr>
-                        <pic:blipFill>
-                          <a:blip r:embed="rId13">
-                            <a:biLevel thresh="50000"/>
-                          </a:blip>
-                          <a:srcRect l="7865" t="11797" r="5322" b="19074"/>
-                          <a:stretch>
-                            <a:fillRect/>
-                          </a:stretch>
-                        </pic:blipFill>
-                        <pic:spPr>
-                          <a:xfrm>
-                            <a:off x="17862" y="41869"/>
-                            <a:ext cx="1468" cy="627"/>
-                          </a:xfrm>
-                          <a:prstGeom prst="rect">
-                            <a:avLst/>
-                          </a:prstGeom>
-                          <a:noFill/>
-                        </pic:spPr>
-                      </pic:pic>
-                      <pic:pic xmlns:pic="http://schemas.openxmlformats.org/drawingml/2006/picture">
-                        <pic:nvPicPr>
-                          <pic:cNvPr id="21" name="图片 29" descr="IMG_256"/>
-                          <pic:cNvPicPr>
-                            <a:picLocks noChangeAspect="1"/>
-                          </pic:cNvPicPr>
-                        </pic:nvPicPr>
-                        <pic:blipFill>
-                          <a:blip r:embed="rId10">
-                            <a:clrChange>
-                              <a:clrFrom>
-                                <a:srgbClr val="FFFFFF">
-                                  <a:alpha val="100000"/>
-                                </a:srgbClr>
-                              </a:clrFrom>
-                              <a:clrTo>
-                                <a:srgbClr val="FFFFFF">
-                                  <a:alpha val="100000"/>
-                                  <a:alpha val="0"/>
-                                </a:srgbClr>
-                              </a:clrTo>
-                            </a:clrChange>
-                          </a:blip>
-                          <a:stretch>
-                            <a:fillRect/>
-                          </a:stretch>
-                        </pic:blipFill>
-                        <pic:spPr>
-                          <a:xfrm>
-                            <a:off x="21096" y="41843"/>
-                            <a:ext cx="975" cy="570"/>
-                          </a:xfrm>
-                          <a:prstGeom prst="rect">
-                            <a:avLst/>
-                          </a:prstGeom>
-                          <a:noFill/>
-                          <a:ln w="9525">
-                            <a:noFill/>
-                          </a:ln>
-                        </pic:spPr>
-                      </pic:pic>
-                    </wpg:wgp>
-                  </a:graphicData>
-                </a:graphic>
-              </wp:anchor>
-            </w:drawing>
-          </mc:Choice>
-          <mc:Fallback>
-            <w:pict>
-              <v:group id="组合 23" o:spid="_x0000_s1026" o:spt="203" style="position:absolute;left:0pt;margin-left:213.85pt;margin-top:6.2pt;height:32.6pt;width:210.4pt;z-index:251665408;mso-width-relative:page;mso-height-relative:page;" coordorigin="17862,41843" coordsize="4208,652" o:gfxdata="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">
-                <o:lock v:ext="edit" aspectratio="f"/>
-                <v:shape id="图片 59" o:spid="_x0000_s1026" o:spt="75" alt="图片1" type="#_x0000_t75" style="position:absolute;left:17862;top:41869;height:627;width:1468;" filled="f" o:preferrelative="t" stroked="f" coordsize="21600,21600" o:gfxdata="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">
-                  <v:fill on="f" focussize="0,0"/>
-                  <v:stroke on="f"/>
-                  <v:imagedata r:id="rId13" cropleft="5154f" croptop="7731f" cropright="3488f" cropbottom="12500f" grayscale="t" bilevel="t" o:title=""/>
-                  <o:lock v:ext="edit" aspectratio="t"/>
-                </v:shape>
-                <v:shape id="图片 29" o:spid="_x0000_s1026" o:spt="75" alt="IMG_256" type="#_x0000_t75" style="position:absolute;left:21096;top:41843;height:570;width:975;" filled="f" o:preferrelative="t" stroked="f" coordsize="21600,21600" o:gfxdata="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">
-                  <v:fill on="f" focussize="0,0"/>
-                  <v:stroke on="f"/>
-                  <v:imagedata r:id="rId10" chromakey="#FFFFFF" o:title=""/>
-                  <o:lock v:ext="edit" aspectratio="t"/>
-                </v:shape>
-              </v:group>
-            </w:pict>
-          </mc:Fallback>
-        </mc:AlternateContent>
-      </w:r>
-    </w:p>
-    <w:tbl>
-      <w:tblPr>
-        <w:tblStyle w:val="33"/>
-        <w:tblW w:w="6772" w:type="dxa"/>
-        <w:jc w:val="right"/>
-        <w:tblLayout w:type="fixed"/>
-        <w:tblCellMar>
-          <w:top w:w="0" w:type="dxa"/>
-          <w:left w:w="0" w:type="dxa"/>
-          <w:bottom w:w="0" w:type="dxa"/>
-          <w:right w:w="0" w:type="dxa"/>
-        </w:tblCellMar>
-      </w:tblPr>
-      <w:tblGrid>
-        <w:gridCol w:w="1272"/>
-        <w:gridCol w:w="2040"/>
-        <w:gridCol w:w="1166"/>
-        <w:gridCol w:w="2294"/>
-      </w:tblGrid>
-      <w:tr>
-        <w:tblPrEx>
-          <w:tblCellMar>
-            <w:top w:w="0" w:type="dxa"/>
-            <w:left w:w="0" w:type="dxa"/>
-            <w:bottom w:w="0" w:type="dxa"/>
-            <w:right w:w="0" w:type="dxa"/>
-          </w:tblCellMar>
-        </w:tblPrEx>
-        <w:trPr>
-          <w:trHeight w:val="441" w:hRule="exact"/>
-          <w:jc w:val="right"/>
-        </w:trPr>
-        <w:tc>
-          <w:tcPr>
-            <w:tcW w:w="1272" w:type="dxa"/>
-            <w:vAlign w:val="center"/>
-          </w:tcPr>
-          <w:p>
-            <w:pPr>
-              <w:pStyle w:val="22"/>
-              <w:spacing w:before="13"/>
-              <w:ind w:left="13" w:right="95"/>
-              <w:jc w:val="both"/>
-              <w:rPr>
-                <w:rFonts w:ascii="Times New Roman" w:hAnsi="Times New Roman" w:cs="Times New Roman"/>
-                <w:b/>
-                <w:sz w:val="24"/>
-                <w:szCs w:val="24"/>
-              </w:rPr>
-            </w:pPr>
-            <w:r>
-              <w:rPr>
-                <w:rFonts w:ascii="Times New Roman" w:hAnsi="Times New Roman" w:cs="Times New Roman"/>
-                <w:b/>
-                <w:sz w:val="24"/>
-                <w:szCs w:val="24"/>
-              </w:rPr>
-              <w:t>检测人：</w:t>
-            </w:r>
-          </w:p>
-        </w:tc>
-        <w:tc>
-          <w:tcPr>
-            <w:tcW w:w="2040" w:type="dxa"/>
-            <w:vAlign w:val="center"/>
-          </w:tcPr>
-          <w:p>
-            <w:pPr>
-              <w:pStyle w:val="22"/>
-              <w:spacing w:before="13"/>
-              <w:jc w:val="both"/>
-              <w:rPr>
-                <w:rFonts w:ascii="Times New Roman" w:hAnsi="Times New Roman" w:cs="Times New Roman"/>
-                <w:b/>
-                <w:sz w:val="24"/>
-                <w:szCs w:val="24"/>
-              </w:rPr>
-            </w:pPr>
-          </w:p>
-        </w:tc>
-        <w:tc>
-          <w:tcPr>
-            <w:tcW w:w="1166" w:type="dxa"/>
-            <w:vAlign w:val="center"/>
-          </w:tcPr>
-          <w:p>
-            <w:pPr>
-              <w:pStyle w:val="22"/>
-              <w:spacing w:before="13"/>
-              <w:jc w:val="both"/>
-              <w:rPr>
-                <w:rFonts w:ascii="Times New Roman" w:hAnsi="Times New Roman" w:cs="Times New Roman"/>
-                <w:b/>
-                <w:sz w:val="24"/>
-                <w:szCs w:val="24"/>
-              </w:rPr>
-            </w:pPr>
-            <w:r>
-              <w:rPr>
-                <w:rFonts w:ascii="Times New Roman" w:hAnsi="Times New Roman" w:cs="Times New Roman"/>
-                <w:b/>
-                <w:sz w:val="24"/>
-                <w:szCs w:val="24"/>
-              </w:rPr>
-              <w:t>复核人</w:t>
-            </w:r>
-            <w:r>
-              <w:rPr>
-                <w:rFonts w:ascii="Times New Roman" w:hAnsi="Times New Roman" w:cs="Times New Roman"/>
-                <w:b/>
-                <w:sz w:val="24"/>
-                <w:szCs w:val="24"/>
-                <w:lang w:eastAsia="zh-CN"/>
-              </w:rPr>
-              <w:t>：</w:t>
-            </w:r>
-          </w:p>
-        </w:tc>
-        <w:tc>
-          <w:tcPr>
-            <w:tcW w:w="2294" w:type="dxa"/>
-            <w:vAlign w:val="center"/>
-          </w:tcPr>
-          <w:p>
-            <w:pPr>
-              <w:pStyle w:val="22"/>
-              <w:spacing w:before="13"/>
-              <w:ind w:right="15"/>
-              <w:jc w:val="both"/>
-              <w:rPr>
-                <w:rFonts w:ascii="Times New Roman" w:hAnsi="Times New Roman" w:cs="Times New Roman"/>
-                <w:b/>
-                <w:sz w:val="24"/>
-                <w:szCs w:val="24"/>
-              </w:rPr>
-            </w:pPr>
-          </w:p>
-        </w:tc>
-      </w:tr>
-      <w:tr>
-        <w:tblPrEx>
-          <w:tblCellMar>
-            <w:top w:w="0" w:type="dxa"/>
-            <w:left w:w="0" w:type="dxa"/>
-            <w:bottom w:w="0" w:type="dxa"/>
-            <w:right w:w="0" w:type="dxa"/>
-          </w:tblCellMar>
-        </w:tblPrEx>
-        <w:trPr>
-          <w:trHeight w:val="457" w:hRule="exact"/>
-          <w:jc w:val="right"/>
-        </w:trPr>
-        <w:tc>
-          <w:tcPr>
-            <w:tcW w:w="1272" w:type="dxa"/>
-            <w:vAlign w:val="center"/>
-          </w:tcPr>
-          <w:p>
-            <w:pPr>
-              <w:pStyle w:val="22"/>
-              <w:spacing w:line="341" w:lineRule="exact"/>
-              <w:ind w:left="13" w:right="165"/>
-              <w:jc w:val="both"/>
-              <w:rPr>
-                <w:rFonts w:ascii="Times New Roman" w:hAnsi="Times New Roman" w:cs="Times New Roman"/>
-                <w:b/>
-                <w:sz w:val="24"/>
-                <w:szCs w:val="24"/>
-              </w:rPr>
-            </w:pPr>
-            <w:r>
-              <w:rPr>
-                <w:rFonts w:ascii="Times New Roman" w:hAnsi="Times New Roman" w:cs="Times New Roman"/>
-                <w:b/>
-                <w:sz w:val="24"/>
-                <w:szCs w:val="24"/>
-              </w:rPr>
-              <w:t>日</w:t>
-            </w:r>
-            <w:r>
-              <w:rPr>
-                <w:rFonts w:ascii="Times New Roman" w:hAnsi="Times New Roman" w:cs="Times New Roman"/>
-                <w:b/>
-                <w:sz w:val="24"/>
-                <w:szCs w:val="24"/>
-                <w:lang w:eastAsia="zh-CN"/>
-              </w:rPr>
-              <w:t xml:space="preserve">  </w:t>
-            </w:r>
-            <w:r>
-              <w:rPr>
-                <w:rFonts w:ascii="Times New Roman" w:hAnsi="Times New Roman" w:cs="Times New Roman"/>
-                <w:b/>
-                <w:sz w:val="24"/>
-                <w:szCs w:val="24"/>
-              </w:rPr>
-              <w:t>期：</w:t>
-            </w:r>
-          </w:p>
-        </w:tc>
-        <w:tc>
-          <w:tcPr>
-            <w:tcW w:w="2040" w:type="dxa"/>
-            <w:vAlign w:val="center"/>
-          </w:tcPr>
-          <w:p>
-            <w:pPr>
-              <w:pStyle w:val="22"/>
-              <w:spacing w:line="363" w:lineRule="exact"/>
-              <w:jc w:val="both"/>
-              <w:rPr>
-                <w:rFonts w:ascii="Times New Roman" w:hAnsi="Times New Roman" w:cs="Times New Roman"/>
-                <w:sz w:val="24"/>
-                <w:szCs w:val="24"/>
-              </w:rPr>
-            </w:pPr>
-            <w:r>
-              <w:rPr>
-                <w:rFonts w:ascii="Times New Roman" w:hAnsi="Times New Roman" w:cs="Times New Roman"/>
-                <w:kern w:val="2"/>
-                <w:sz w:val="24"/>
-                <w:szCs w:val="24"/>
-                <w:lang w:eastAsia="zh-CN"/>
-              </w:rPr>
-              <w:t>{{ reportdate }}</w:t>
-            </w:r>
-          </w:p>
-        </w:tc>
-        <w:tc>
-          <w:tcPr>
-            <w:tcW w:w="1166" w:type="dxa"/>
-            <w:vAlign w:val="center"/>
-          </w:tcPr>
-          <w:p>
-            <w:pPr>
-              <w:pStyle w:val="22"/>
-              <w:spacing w:line="341" w:lineRule="exact"/>
-              <w:jc w:val="both"/>
-              <w:rPr>
-                <w:rFonts w:ascii="Times New Roman" w:hAnsi="Times New Roman" w:cs="Times New Roman"/>
-                <w:b/>
-                <w:sz w:val="24"/>
-                <w:szCs w:val="24"/>
-              </w:rPr>
-            </w:pPr>
-            <w:r>
-              <w:rPr>
-                <w:rFonts w:ascii="Times New Roman" w:hAnsi="Times New Roman" w:cs="Times New Roman"/>
-                <w:b/>
-                <w:sz w:val="24"/>
-                <w:szCs w:val="24"/>
-              </w:rPr>
-              <w:t>日</w:t>
-            </w:r>
-            <w:r>
-              <w:rPr>
-                <w:rFonts w:ascii="Times New Roman" w:hAnsi="Times New Roman" w:cs="Times New Roman"/>
-                <w:b/>
-                <w:sz w:val="24"/>
-                <w:szCs w:val="24"/>
-                <w:lang w:eastAsia="zh-CN"/>
-              </w:rPr>
-              <w:t xml:space="preserve">  </w:t>
-            </w:r>
-            <w:r>
-              <w:rPr>
-                <w:rFonts w:ascii="Times New Roman" w:hAnsi="Times New Roman" w:cs="Times New Roman"/>
-                <w:b/>
-                <w:sz w:val="24"/>
-                <w:szCs w:val="24"/>
-              </w:rPr>
-              <w:t>期：</w:t>
-            </w:r>
-          </w:p>
-        </w:tc>
-        <w:tc>
-          <w:tcPr>
-            <w:tcW w:w="2294" w:type="dxa"/>
-            <w:vAlign w:val="center"/>
-          </w:tcPr>
-          <w:p>
-            <w:pPr>
-              <w:pStyle w:val="22"/>
-              <w:spacing w:line="363" w:lineRule="exact"/>
-              <w:ind w:right="15"/>
-              <w:jc w:val="both"/>
-              <w:rPr>
-                <w:rFonts w:ascii="Times New Roman" w:hAnsi="Times New Roman" w:cs="Times New Roman"/>
-                <w:sz w:val="24"/>
-                <w:szCs w:val="24"/>
-              </w:rPr>
-            </w:pPr>
-            <w:r>
-              <w:rPr>
-                <w:rFonts w:ascii="Times New Roman" w:hAnsi="Times New Roman" w:cs="Times New Roman"/>
-                <w:kern w:val="2"/>
-                <w:sz w:val="24"/>
-                <w:szCs w:val="24"/>
-                <w:lang w:eastAsia="zh-CN"/>
-              </w:rPr>
-              <w:t>{{ reportdate }}</w:t>
-            </w:r>
-          </w:p>
-        </w:tc>
-      </w:tr>
-    </w:tbl>
-    <w:p>
-      <w:pPr>
-        <w:rPr>
-          <w:rFonts w:ascii="Times New Roman" w:hAnsi="Times New Roman" w:eastAsia="微软雅黑" w:cs="Times New Roman"/>
-          <w:sz w:val="24"/>
-          <w:szCs w:val="24"/>
-          <w:lang w:eastAsia="zh-CN"/>
-        </w:rPr>
-      </w:pPr>
-      <w:r>
-        <w:rPr>
-          <w:rFonts w:hint="eastAsia" w:ascii="Times New Roman" w:hAnsi="Times New Roman" w:eastAsia="微软雅黑" w:cs="Times New Roman"/>
-          <w:sz w:val="24"/>
-          <w:szCs w:val="24"/>
-          <w:lang w:eastAsia="zh-CN"/>
-        </w:rPr>
-        <w:t xml:space="preserve">{% endif %}{% if testedby == </w:t>
-      </w:r>
-      <w:r>
-        <w:rPr>
-          <w:rFonts w:ascii="Times New Roman" w:hAnsi="Times New Roman" w:eastAsia="微软雅黑" w:cs="Times New Roman"/>
-          <w:sz w:val="24"/>
-          <w:szCs w:val="24"/>
-          <w:lang w:eastAsia="zh-CN"/>
-        </w:rPr>
-        <w:t>“</w:t>
-      </w:r>
-      <w:r>
-        <w:rPr>
-          <w:rFonts w:hint="eastAsia" w:ascii="Times New Roman" w:hAnsi="Times New Roman" w:eastAsia="微软雅黑" w:cs="Times New Roman"/>
-          <w:sz w:val="24"/>
-          <w:szCs w:val="24"/>
-          <w:lang w:eastAsia="zh-CN"/>
-        </w:rPr>
-        <w:t>4</w:t>
-      </w:r>
-      <w:r>
-        <w:rPr>
-          <w:rFonts w:ascii="Times New Roman" w:hAnsi="Times New Roman" w:eastAsia="微软雅黑" w:cs="Times New Roman"/>
-          <w:sz w:val="24"/>
-          <w:szCs w:val="24"/>
-          <w:lang w:eastAsia="zh-CN"/>
-        </w:rPr>
-        <w:t>”</w:t>
-      </w:r>
-      <w:r>
-        <w:rPr>
-          <w:rFonts w:hint="eastAsia" w:ascii="Times New Roman" w:hAnsi="Times New Roman" w:eastAsia="微软雅黑" w:cs="Times New Roman"/>
-          <w:sz w:val="24"/>
-          <w:szCs w:val="24"/>
-          <w:lang w:eastAsia="zh-CN"/>
-        </w:rPr>
-        <w:t xml:space="preserve"> %}</w:t>
-      </w:r>
-    </w:p>
-    <w:p>
-      <w:pPr>
-        <w:rPr>
-          <w:rFonts w:ascii="Times New Roman" w:hAnsi="Times New Roman" w:eastAsia="微软雅黑" w:cs="Times New Roman"/>
-          <w:sz w:val="24"/>
-          <w:szCs w:val="24"/>
-          <w:lang w:eastAsia="zh-CN"/>
-        </w:rPr>
-      </w:pPr>
-    </w:p>
-    <w:p>
-      <w:pPr>
-        <w:rPr>
-          <w:rFonts w:ascii="Times New Roman" w:hAnsi="Times New Roman" w:eastAsia="微软雅黑" w:cs="Times New Roman"/>
-          <w:sz w:val="24"/>
-          <w:szCs w:val="24"/>
-          <w:lang w:eastAsia="zh-CN"/>
-        </w:rPr>
-      </w:pPr>
-      <w:r>
-        <w:rPr>
-          <w:sz w:val="24"/>
-        </w:rPr>
-        <mc:AlternateContent>
-          <mc:Choice Requires="wpg">
-            <w:drawing>
-              <wp:anchor distT="0" distB="0" distL="114300" distR="114300" simplePos="0" relativeHeight="251666432" behindDoc="0" locked="0" layoutInCell="1" allowOverlap="1">
-                <wp:simplePos x="0" y="0"/>
-                <wp:positionH relativeFrom="column">
-                  <wp:posOffset>2788285</wp:posOffset>
-                </wp:positionH>
-                <wp:positionV relativeFrom="paragraph">
-                  <wp:posOffset>85090</wp:posOffset>
-                </wp:positionV>
-                <wp:extent cx="2889885" cy="397510"/>
-                <wp:effectExtent l="0" t="0" r="5715" b="13970"/>
-                <wp:wrapNone/>
-                <wp:docPr id="41" name="组合 27"/>
-                <wp:cNvGraphicFramePr/>
-                <a:graphic xmlns:a="http://schemas.openxmlformats.org/drawingml/2006/main">
-                  <a:graphicData uri="http://schemas.microsoft.com/office/word/2010/wordprocessingGroup">
-                    <wpg:wgp>
-                      <wpg:cNvGrpSpPr/>
-                      <wpg:grpSpPr>
-                        <a:xfrm rot="0">
-                          <a:off x="3435985" y="6075045"/>
-                          <a:ext cx="2889885" cy="397510"/>
-                          <a:chOff x="17976" y="43614"/>
-                          <a:chExt cx="4551" cy="626"/>
-                        </a:xfrm>
-                      </wpg:grpSpPr>
-                      <pic:pic xmlns:pic="http://schemas.openxmlformats.org/drawingml/2006/picture">
-                        <pic:nvPicPr>
-                          <pic:cNvPr id="6" name="图片 29" descr="IMG_256"/>
-                          <pic:cNvPicPr>
-                            <a:picLocks noChangeAspect="1"/>
-                          </pic:cNvPicPr>
-                        </pic:nvPicPr>
-                        <pic:blipFill>
-                          <a:blip r:embed="rId10">
-                            <a:clrChange>
-                              <a:clrFrom>
-                                <a:srgbClr val="FFFFFF">
-                                  <a:alpha val="100000"/>
-                                </a:srgbClr>
-                              </a:clrFrom>
-                              <a:clrTo>
-                                <a:srgbClr val="FFFFFF">
-                                  <a:alpha val="100000"/>
-                                  <a:alpha val="0"/>
-                                </a:srgbClr>
-                              </a:clrTo>
-                            </a:clrChange>
-                          </a:blip>
-                          <a:stretch>
-                            <a:fillRect/>
-                          </a:stretch>
-                        </pic:blipFill>
-                        <pic:spPr>
-                          <a:xfrm>
-                            <a:off x="17976" y="43615"/>
-                            <a:ext cx="975" cy="570"/>
-                          </a:xfrm>
-                          <a:prstGeom prst="rect">
-                            <a:avLst/>
-                          </a:prstGeom>
-                          <a:noFill/>
-                          <a:ln w="9525">
-                            <a:noFill/>
-                          </a:ln>
-                        </pic:spPr>
-                      </pic:pic>
-                      <pic:pic xmlns:pic="http://schemas.openxmlformats.org/drawingml/2006/picture">
-                        <pic:nvPicPr>
-                          <pic:cNvPr id="26" name="图片 59" descr="图片1"/>
-                          <pic:cNvPicPr>
-                            <a:picLocks noChangeAspect="1"/>
-                          </pic:cNvPicPr>
-                        </pic:nvPicPr>
-                        <pic:blipFill>
-                          <a:blip r:embed="rId13">
-                            <a:biLevel thresh="50000"/>
-                          </a:blip>
-                          <a:srcRect l="7865" t="11797" r="5322" b="19074"/>
-                          <a:stretch>
-                            <a:fillRect/>
-                          </a:stretch>
-                        </pic:blipFill>
-                        <pic:spPr>
-                          <a:xfrm>
-                            <a:off x="21059" y="43614"/>
-                            <a:ext cx="1468" cy="627"/>
-                          </a:xfrm>
-                          <a:prstGeom prst="rect">
-                            <a:avLst/>
-                          </a:prstGeom>
-                          <a:noFill/>
-                        </pic:spPr>
-                      </pic:pic>
-                    </wpg:wgp>
-                  </a:graphicData>
-                </a:graphic>
-              </wp:anchor>
-            </w:drawing>
-          </mc:Choice>
-          <mc:Fallback>
-            <w:pict>
-              <v:group id="组合 27" o:spid="_x0000_s1026" o:spt="203" style="position:absolute;left:0pt;margin-left:219.55pt;margin-top:6.7pt;height:31.3pt;width:227.55pt;z-index:251666432;mso-width-relative:page;mso-height-relative:page;" coordorigin="17976,43614" coordsize="4551,626" o:gfxdata="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">
-                <o:lock v:ext="edit" aspectratio="f"/>
-                <v:shape id="图片 29" o:spid="_x0000_s1026" o:spt="75" alt="IMG_256" type="#_x0000_t75" style="position:absolute;left:17976;top:43615;height:570;width:975;" filled="f" o:preferrelative="t" stroked="f" coordsize="21600,21600" o:gfxdata="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">
-                  <v:fill on="f" focussize="0,0"/>
-                  <v:stroke on="f"/>
-                  <v:imagedata r:id="rId10" chromakey="#FFFFFF" o:title=""/>
-                  <o:lock v:ext="edit" aspectratio="t"/>
-                </v:shape>
-                <v:shape id="图片 59" o:spid="_x0000_s1026" o:spt="75" alt="图片1" type="#_x0000_t75" style="position:absolute;left:21059;top:43614;height:627;width:1468;" filled="f" o:preferrelative="t" stroked="f" coordsize="21600,21600" o:gfxdata="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">
-                  <v:fill on="f" focussize="0,0"/>
-                  <v:stroke on="f"/>
-                  <v:imagedata r:id="rId13" cropleft="5154f" croptop="7731f" cropright="3488f" cropbottom="12500f" grayscale="t" bilevel="t" o:title=""/>
-                  <o:lock v:ext="edit" aspectratio="t"/>
-                </v:shape>
-              </v:group>
-            </w:pict>
-          </mc:Fallback>
-        </mc:AlternateContent>
-      </w:r>
-    </w:p>
-    <w:tbl>
-      <w:tblPr>
-        <w:tblStyle w:val="33"/>
-        <w:tblW w:w="6772" w:type="dxa"/>
-        <w:jc w:val="right"/>
-        <w:tblLayout w:type="fixed"/>
-        <w:tblCellMar>
-          <w:top w:w="0" w:type="dxa"/>
-          <w:left w:w="0" w:type="dxa"/>
-          <w:bottom w:w="0" w:type="dxa"/>
-          <w:right w:w="0" w:type="dxa"/>
-        </w:tblCellMar>
-      </w:tblPr>
-      <w:tblGrid>
-        <w:gridCol w:w="1272"/>
-        <w:gridCol w:w="2040"/>
-        <w:gridCol w:w="1166"/>
-        <w:gridCol w:w="2294"/>
-      </w:tblGrid>
-      <w:tr>
-        <w:tblPrEx>
-          <w:tblCellMar>
-            <w:top w:w="0" w:type="dxa"/>
-            <w:left w:w="0" w:type="dxa"/>
-            <w:bottom w:w="0" w:type="dxa"/>
-            <w:right w:w="0" w:type="dxa"/>
-          </w:tblCellMar>
-        </w:tblPrEx>
-        <w:trPr>
-          <w:trHeight w:val="441" w:hRule="exact"/>
-          <w:jc w:val="right"/>
-        </w:trPr>
-        <w:tc>
-          <w:tcPr>
-            <w:tcW w:w="1272" w:type="dxa"/>
-            <w:vAlign w:val="center"/>
-          </w:tcPr>
-          <w:p>
-            <w:pPr>
-              <w:pStyle w:val="22"/>
-              <w:spacing w:before="13"/>
-              <w:ind w:left="13" w:right="95"/>
-              <w:jc w:val="both"/>
-              <w:rPr>
-                <w:rFonts w:ascii="Times New Roman" w:hAnsi="Times New Roman" w:cs="Times New Roman"/>
-                <w:b/>
-                <w:sz w:val="24"/>
-                <w:szCs w:val="24"/>
-              </w:rPr>
-            </w:pPr>
-            <w:r>
-              <w:rPr>
-                <w:rFonts w:ascii="Times New Roman" w:hAnsi="Times New Roman" w:cs="Times New Roman"/>
-                <w:b/>
-                <w:sz w:val="24"/>
-                <w:szCs w:val="24"/>
-              </w:rPr>
-              <w:t>检测人：</w:t>
-            </w:r>
-          </w:p>
-        </w:tc>
-        <w:tc>
-          <w:tcPr>
-            <w:tcW w:w="2040" w:type="dxa"/>
-            <w:vAlign w:val="center"/>
-          </w:tcPr>
-          <w:p>
-            <w:pPr>
-              <w:pStyle w:val="22"/>
-              <w:spacing w:before="13"/>
-              <w:jc w:val="both"/>
-              <w:rPr>
-                <w:rFonts w:ascii="Times New Roman" w:hAnsi="Times New Roman" w:cs="Times New Roman"/>
-                <w:b/>
-                <w:sz w:val="24"/>
-                <w:szCs w:val="24"/>
-              </w:rPr>
-            </w:pPr>
-          </w:p>
-        </w:tc>
-        <w:tc>
-          <w:tcPr>
-            <w:tcW w:w="1166" w:type="dxa"/>
-            <w:vAlign w:val="center"/>
-          </w:tcPr>
-          <w:p>
-            <w:pPr>
-              <w:pStyle w:val="22"/>
-              <w:spacing w:before="13"/>
-              <w:jc w:val="both"/>
-              <w:rPr>
-                <w:rFonts w:ascii="Times New Roman" w:hAnsi="Times New Roman" w:cs="Times New Roman"/>
-                <w:b/>
-                <w:sz w:val="24"/>
-                <w:szCs w:val="24"/>
-              </w:rPr>
-            </w:pPr>
-            <w:r>
-              <w:rPr>
-                <w:rFonts w:ascii="Times New Roman" w:hAnsi="Times New Roman" w:cs="Times New Roman"/>
-                <w:b/>
-                <w:sz w:val="24"/>
-                <w:szCs w:val="24"/>
-              </w:rPr>
-              <w:t>复核人</w:t>
-            </w:r>
-            <w:r>
-              <w:rPr>
-                <w:rFonts w:ascii="Times New Roman" w:hAnsi="Times New Roman" w:cs="Times New Roman"/>
-                <w:b/>
-                <w:sz w:val="24"/>
-                <w:szCs w:val="24"/>
-                <w:lang w:eastAsia="zh-CN"/>
-              </w:rPr>
-              <w:t>：</w:t>
-            </w:r>
-          </w:p>
-        </w:tc>
-        <w:tc>
-          <w:tcPr>
-            <w:tcW w:w="2294" w:type="dxa"/>
-            <w:vAlign w:val="center"/>
-          </w:tcPr>
-          <w:p>
-            <w:pPr>
-              <w:pStyle w:val="22"/>
-              <w:spacing w:before="13"/>
-              <w:ind w:right="15"/>
-              <w:jc w:val="both"/>
-              <w:rPr>
-                <w:rFonts w:ascii="Times New Roman" w:hAnsi="Times New Roman" w:cs="Times New Roman"/>
-                <w:b/>
-                <w:sz w:val="24"/>
-                <w:szCs w:val="24"/>
-              </w:rPr>
-            </w:pPr>
-          </w:p>
-        </w:tc>
-      </w:tr>
-      <w:tr>
-        <w:tblPrEx>
-          <w:tblCellMar>
-            <w:top w:w="0" w:type="dxa"/>
-            <w:left w:w="0" w:type="dxa"/>
-            <w:bottom w:w="0" w:type="dxa"/>
-            <w:right w:w="0" w:type="dxa"/>
-          </w:tblCellMar>
-        </w:tblPrEx>
-        <w:trPr>
-          <w:trHeight w:val="457" w:hRule="exact"/>
-          <w:jc w:val="right"/>
-        </w:trPr>
-        <w:tc>
-          <w:tcPr>
-            <w:tcW w:w="1272" w:type="dxa"/>
-            <w:vAlign w:val="center"/>
-          </w:tcPr>
-          <w:p>
-            <w:pPr>
-              <w:pStyle w:val="22"/>
-              <w:spacing w:line="341" w:lineRule="exact"/>
-              <w:ind w:left="13" w:right="165"/>
-              <w:jc w:val="both"/>
-              <w:rPr>
-                <w:rFonts w:ascii="Times New Roman" w:hAnsi="Times New Roman" w:cs="Times New Roman"/>
-                <w:b/>
-                <w:sz w:val="24"/>
-                <w:szCs w:val="24"/>
-              </w:rPr>
-            </w:pPr>
-            <w:r>
-              <w:rPr>
-                <w:rFonts w:ascii="Times New Roman" w:hAnsi="Times New Roman" w:cs="Times New Roman"/>
-                <w:b/>
-                <w:sz w:val="24"/>
-                <w:szCs w:val="24"/>
-              </w:rPr>
-              <w:t>日</w:t>
-            </w:r>
-            <w:r>
-              <w:rPr>
-                <w:rFonts w:ascii="Times New Roman" w:hAnsi="Times New Roman" w:cs="Times New Roman"/>
-                <w:b/>
-                <w:sz w:val="24"/>
-                <w:szCs w:val="24"/>
-                <w:lang w:eastAsia="zh-CN"/>
-              </w:rPr>
-              <w:t xml:space="preserve">  </w:t>
-            </w:r>
-            <w:r>
-              <w:rPr>
-                <w:rFonts w:ascii="Times New Roman" w:hAnsi="Times New Roman" w:cs="Times New Roman"/>
-                <w:b/>
-                <w:sz w:val="24"/>
-                <w:szCs w:val="24"/>
-              </w:rPr>
-              <w:t>期：</w:t>
-            </w:r>
-          </w:p>
-        </w:tc>
-        <w:tc>
-          <w:tcPr>
-            <w:tcW w:w="2040" w:type="dxa"/>
-            <w:vAlign w:val="center"/>
-          </w:tcPr>
-          <w:p>
-            <w:pPr>
-              <w:pStyle w:val="22"/>
-              <w:spacing w:line="363" w:lineRule="exact"/>
-              <w:jc w:val="both"/>
-              <w:rPr>
-                <w:rFonts w:ascii="Times New Roman" w:hAnsi="Times New Roman" w:cs="Times New Roman"/>
-                <w:sz w:val="24"/>
-                <w:szCs w:val="24"/>
-              </w:rPr>
-            </w:pPr>
-            <w:r>
-              <w:rPr>
-                <w:rFonts w:ascii="Times New Roman" w:hAnsi="Times New Roman" w:cs="Times New Roman"/>
-                <w:kern w:val="2"/>
-                <w:sz w:val="24"/>
-                <w:szCs w:val="24"/>
-                <w:lang w:eastAsia="zh-CN"/>
-              </w:rPr>
-              <w:t>{{ reportdate }}</w:t>
-            </w:r>
-          </w:p>
-        </w:tc>
-        <w:tc>
-          <w:tcPr>
-            <w:tcW w:w="1166" w:type="dxa"/>
-            <w:vAlign w:val="center"/>
-          </w:tcPr>
-          <w:p>
-            <w:pPr>
-              <w:pStyle w:val="22"/>
-              <w:spacing w:line="341" w:lineRule="exact"/>
-              <w:jc w:val="both"/>
-              <w:rPr>
-                <w:rFonts w:ascii="Times New Roman" w:hAnsi="Times New Roman" w:cs="Times New Roman"/>
-                <w:b/>
-                <w:sz w:val="24"/>
-                <w:szCs w:val="24"/>
-              </w:rPr>
-            </w:pPr>
-            <w:r>
-              <w:rPr>
-                <w:rFonts w:ascii="Times New Roman" w:hAnsi="Times New Roman" w:cs="Times New Roman"/>
-                <w:b/>
-                <w:sz w:val="24"/>
-                <w:szCs w:val="24"/>
-              </w:rPr>
-              <w:t>日</w:t>
-            </w:r>
-            <w:r>
-              <w:rPr>
-                <w:rFonts w:ascii="Times New Roman" w:hAnsi="Times New Roman" w:cs="Times New Roman"/>
-                <w:b/>
-                <w:sz w:val="24"/>
-                <w:szCs w:val="24"/>
-                <w:lang w:eastAsia="zh-CN"/>
-              </w:rPr>
-              <w:t xml:space="preserve">  </w:t>
-            </w:r>
-            <w:r>
-              <w:rPr>
-                <w:rFonts w:ascii="Times New Roman" w:hAnsi="Times New Roman" w:cs="Times New Roman"/>
-                <w:b/>
-                <w:sz w:val="24"/>
-                <w:szCs w:val="24"/>
-              </w:rPr>
-              <w:t>期：</w:t>
-            </w:r>
-          </w:p>
-        </w:tc>
-        <w:tc>
-          <w:tcPr>
-            <w:tcW w:w="2294" w:type="dxa"/>
-            <w:vAlign w:val="center"/>
-          </w:tcPr>
-          <w:p>
-            <w:pPr>
-              <w:pStyle w:val="22"/>
-              <w:spacing w:line="363" w:lineRule="exact"/>
-              <w:ind w:right="15"/>
-              <w:jc w:val="both"/>
-              <w:rPr>
-                <w:rFonts w:ascii="Times New Roman" w:hAnsi="Times New Roman" w:cs="Times New Roman"/>
-                <w:sz w:val="24"/>
-                <w:szCs w:val="24"/>
-              </w:rPr>
-            </w:pPr>
-            <w:r>
-              <w:rPr>
-                <w:rFonts w:ascii="Times New Roman" w:hAnsi="Times New Roman" w:cs="Times New Roman"/>
-                <w:kern w:val="2"/>
-                <w:sz w:val="24"/>
-                <w:szCs w:val="24"/>
-                <w:lang w:eastAsia="zh-CN"/>
-              </w:rPr>
-              <w:t>{{ reportdate }}</w:t>
-            </w:r>
-          </w:p>
-        </w:tc>
-      </w:tr>
-    </w:tbl>
-    <w:p>
-      <w:pPr>
-        <w:rPr>
-          <w:rFonts w:ascii="Times New Roman" w:hAnsi="Times New Roman" w:eastAsia="微软雅黑" w:cs="Times New Roman"/>
-          <w:sz w:val="24"/>
-          <w:szCs w:val="24"/>
-          <w:lang w:eastAsia="zh-CN"/>
-        </w:rPr>
-      </w:pPr>
-      <w:r>
-        <w:rPr>
-          <w:rFonts w:hint="eastAsia" w:ascii="Times New Roman" w:hAnsi="Times New Roman" w:eastAsia="微软雅黑" w:cs="Times New Roman"/>
-          <w:sz w:val="24"/>
-          <w:szCs w:val="24"/>
-          <w:lang w:eastAsia="zh-CN"/>
-        </w:rPr>
-        <w:t xml:space="preserve">{% endif %}{% if testedby == </w:t>
-      </w:r>
-      <w:r>
-        <w:rPr>
-          <w:rFonts w:ascii="Times New Roman" w:hAnsi="Times New Roman" w:eastAsia="微软雅黑" w:cs="Times New Roman"/>
-          <w:sz w:val="24"/>
-          <w:szCs w:val="24"/>
-          <w:lang w:eastAsia="zh-CN"/>
-        </w:rPr>
-        <w:t>“</w:t>
-      </w:r>
-      <w:r>
-        <w:rPr>
-          <w:rFonts w:hint="eastAsia" w:ascii="Times New Roman" w:hAnsi="Times New Roman" w:eastAsia="微软雅黑" w:cs="Times New Roman"/>
-          <w:sz w:val="24"/>
-          <w:szCs w:val="24"/>
-          <w:lang w:eastAsia="zh-CN"/>
-        </w:rPr>
-        <w:t>5</w:t>
-      </w:r>
-      <w:r>
-        <w:rPr>
-          <w:rFonts w:ascii="Times New Roman" w:hAnsi="Times New Roman" w:eastAsia="微软雅黑" w:cs="Times New Roman"/>
-          <w:sz w:val="24"/>
-          <w:szCs w:val="24"/>
-          <w:lang w:eastAsia="zh-CN"/>
-        </w:rPr>
-        <w:t>”</w:t>
-      </w:r>
-      <w:r>
-        <w:rPr>
-          <w:rFonts w:hint="eastAsia" w:ascii="Times New Roman" w:hAnsi="Times New Roman" w:eastAsia="微软雅黑" w:cs="Times New Roman"/>
-          <w:sz w:val="24"/>
-          <w:szCs w:val="24"/>
-          <w:lang w:eastAsia="zh-CN"/>
-        </w:rPr>
-        <w:t xml:space="preserve"> %}</w:t>
-      </w:r>
-    </w:p>
-    <w:p>
-      <w:pPr>
-        <w:rPr>
-          <w:lang w:eastAsia="zh-CN"/>
-        </w:rPr>
-      </w:pPr>
-    </w:p>
-    <w:p>
-      <w:pPr>
-        <w:rPr>
-          <w:lang w:eastAsia="zh-CN"/>
-        </w:rPr>
-      </w:pPr>
-    </w:p>
-    <w:tbl>
-      <w:tblPr>
-        <w:tblStyle w:val="33"/>
-        <w:tblW w:w="6772" w:type="dxa"/>
-        <w:jc w:val="right"/>
-        <w:tblLayout w:type="fixed"/>
-        <w:tblCellMar>
-          <w:top w:w="0" w:type="dxa"/>
-          <w:left w:w="0" w:type="dxa"/>
-          <w:bottom w:w="0" w:type="dxa"/>
-          <w:right w:w="0" w:type="dxa"/>
-        </w:tblCellMar>
-      </w:tblPr>
-      <w:tblGrid>
-        <w:gridCol w:w="1272"/>
-        <w:gridCol w:w="2040"/>
-        <w:gridCol w:w="1166"/>
-        <w:gridCol w:w="2294"/>
-      </w:tblGrid>
-      <w:tr>
-        <w:tblPrEx>
-          <w:tblCellMar>
-            <w:top w:w="0" w:type="dxa"/>
-            <w:left w:w="0" w:type="dxa"/>
-            <w:bottom w:w="0" w:type="dxa"/>
-            <w:right w:w="0" w:type="dxa"/>
-          </w:tblCellMar>
-        </w:tblPrEx>
-        <w:trPr>
-          <w:trHeight w:val="441" w:hRule="exact"/>
-          <w:jc w:val="right"/>
-        </w:trPr>
-        <w:tc>
-          <w:tcPr>
-            <w:tcW w:w="1272" w:type="dxa"/>
-            <w:vAlign w:val="center"/>
-          </w:tcPr>
-          <w:p>
-            <w:pPr>
-              <w:pStyle w:val="22"/>
-              <w:spacing w:before="13"/>
-              <w:ind w:left="13" w:right="95"/>
-              <w:jc w:val="both"/>
-              <w:rPr>
-                <w:rFonts w:ascii="Times New Roman" w:hAnsi="Times New Roman" w:cs="Times New Roman"/>
-                <w:b/>
-                <w:sz w:val="24"/>
-                <w:szCs w:val="24"/>
-              </w:rPr>
-            </w:pPr>
-            <w:r>
-              <w:rPr>
-                <w:rFonts w:ascii="Times New Roman" w:hAnsi="Times New Roman" w:cs="Times New Roman"/>
-                <w:b/>
-                <w:sz w:val="24"/>
-                <w:szCs w:val="24"/>
-              </w:rPr>
-              <w:t>检测人：</w:t>
-            </w:r>
-          </w:p>
-        </w:tc>
-        <w:tc>
-          <w:tcPr>
-            <w:tcW w:w="2040" w:type="dxa"/>
-            <w:vAlign w:val="center"/>
-          </w:tcPr>
-          <w:p>
-            <w:pPr>
-              <w:pStyle w:val="22"/>
-              <w:spacing w:before="13"/>
-              <w:jc w:val="both"/>
-              <w:rPr>
-                <w:rFonts w:ascii="Times New Roman" w:hAnsi="Times New Roman" w:cs="Times New Roman"/>
-                <w:b/>
-                <w:sz w:val="24"/>
-                <w:szCs w:val="24"/>
-              </w:rPr>
-            </w:pPr>
-          </w:p>
-        </w:tc>
-        <w:tc>
-          <w:tcPr>
-            <w:tcW w:w="1166" w:type="dxa"/>
-            <w:vAlign w:val="center"/>
-          </w:tcPr>
-          <w:p>
-            <w:pPr>
-              <w:pStyle w:val="22"/>
-              <w:spacing w:before="13"/>
-              <w:jc w:val="both"/>
-              <w:rPr>
-                <w:rFonts w:ascii="Times New Roman" w:hAnsi="Times New Roman" w:cs="Times New Roman"/>
-                <w:b/>
-                <w:sz w:val="24"/>
-                <w:szCs w:val="24"/>
-              </w:rPr>
-            </w:pPr>
-            <w:r>
-              <w:rPr>
-                <w:rFonts w:ascii="Times New Roman" w:hAnsi="Times New Roman" w:cs="Times New Roman"/>
-                <w:b/>
-                <w:sz w:val="24"/>
-                <w:szCs w:val="24"/>
-              </w:rPr>
-              <w:t>复核人</w:t>
-            </w:r>
-            <w:r>
-              <w:rPr>
-                <w:rFonts w:ascii="Times New Roman" w:hAnsi="Times New Roman" w:cs="Times New Roman"/>
-                <w:b/>
-                <w:sz w:val="24"/>
-                <w:szCs w:val="24"/>
-                <w:lang w:eastAsia="zh-CN"/>
-              </w:rPr>
-              <w:t>：</w:t>
-            </w:r>
-          </w:p>
-        </w:tc>
-        <w:tc>
-          <w:tcPr>
-            <w:tcW w:w="2294" w:type="dxa"/>
-            <w:vAlign w:val="center"/>
-          </w:tcPr>
-          <w:p>
-            <w:pPr>
-              <w:pStyle w:val="22"/>
-              <w:spacing w:before="13"/>
-              <w:ind w:right="15"/>
-              <w:jc w:val="both"/>
-              <w:rPr>
-                <w:rFonts w:ascii="Times New Roman" w:hAnsi="Times New Roman" w:cs="Times New Roman"/>
-                <w:b/>
-                <w:sz w:val="24"/>
-                <w:szCs w:val="24"/>
-              </w:rPr>
-            </w:pPr>
-          </w:p>
-        </w:tc>
-      </w:tr>
-      <w:tr>
-        <w:tblPrEx>
-          <w:tblCellMar>
-            <w:top w:w="0" w:type="dxa"/>
-            <w:left w:w="0" w:type="dxa"/>
-            <w:bottom w:w="0" w:type="dxa"/>
-            <w:right w:w="0" w:type="dxa"/>
-          </w:tblCellMar>
-        </w:tblPrEx>
-        <w:trPr>
-          <w:trHeight w:val="457" w:hRule="exact"/>
-          <w:jc w:val="right"/>
-        </w:trPr>
-        <w:tc>
-          <w:tcPr>
-            <w:tcW w:w="1272" w:type="dxa"/>
-            <w:vAlign w:val="center"/>
-          </w:tcPr>
-          <w:p>
-            <w:pPr>
-              <w:pStyle w:val="22"/>
-              <w:spacing w:line="341" w:lineRule="exact"/>
-              <w:ind w:left="13" w:right="165"/>
-              <w:jc w:val="both"/>
-              <w:rPr>
-                <w:rFonts w:ascii="Times New Roman" w:hAnsi="Times New Roman" w:cs="Times New Roman"/>
-                <w:b/>
-                <w:sz w:val="24"/>
-                <w:szCs w:val="24"/>
-              </w:rPr>
-            </w:pPr>
-            <w:r>
-              <w:rPr>
-                <w:rFonts w:ascii="Times New Roman" w:hAnsi="Times New Roman" w:cs="Times New Roman"/>
-                <w:b/>
-                <w:sz w:val="24"/>
-                <w:szCs w:val="24"/>
-              </w:rPr>
-              <w:t>日</w:t>
-            </w:r>
-            <w:r>
-              <w:rPr>
-                <w:rFonts w:ascii="Times New Roman" w:hAnsi="Times New Roman" w:cs="Times New Roman"/>
-                <w:b/>
-                <w:sz w:val="24"/>
-                <w:szCs w:val="24"/>
-                <w:lang w:eastAsia="zh-CN"/>
-              </w:rPr>
-              <w:t xml:space="preserve">  </w:t>
-            </w:r>
-            <w:r>
-              <w:rPr>
-                <w:rFonts w:ascii="Times New Roman" w:hAnsi="Times New Roman" w:cs="Times New Roman"/>
-                <w:b/>
-                <w:sz w:val="24"/>
-                <w:szCs w:val="24"/>
-              </w:rPr>
-              <w:t>期：</w:t>
-            </w:r>
-          </w:p>
-        </w:tc>
-        <w:tc>
-          <w:tcPr>
-            <w:tcW w:w="2040" w:type="dxa"/>
-            <w:vAlign w:val="center"/>
-          </w:tcPr>
-          <w:p>
-            <w:pPr>
-              <w:pStyle w:val="22"/>
-              <w:spacing w:line="363" w:lineRule="exact"/>
-              <w:jc w:val="both"/>
-              <w:rPr>
-                <w:rFonts w:ascii="Times New Roman" w:hAnsi="Times New Roman" w:cs="Times New Roman"/>
-                <w:sz w:val="24"/>
-                <w:szCs w:val="24"/>
-              </w:rPr>
-            </w:pPr>
-            <w:r>
-              <w:rPr>
-                <w:rFonts w:ascii="Times New Roman" w:hAnsi="Times New Roman" w:cs="Times New Roman"/>
-                <w:kern w:val="2"/>
-                <w:sz w:val="24"/>
-                <w:szCs w:val="24"/>
-                <w:lang w:eastAsia="zh-CN"/>
-              </w:rPr>
-              <w:t>{{ reportdate }}</w:t>
-            </w:r>
-          </w:p>
-        </w:tc>
-        <w:tc>
-          <w:tcPr>
-            <w:tcW w:w="1166" w:type="dxa"/>
-            <w:vAlign w:val="center"/>
-          </w:tcPr>
-          <w:p>
-            <w:pPr>
-              <w:pStyle w:val="22"/>
-              <w:spacing w:line="341" w:lineRule="exact"/>
-              <w:jc w:val="both"/>
-              <w:rPr>
-                <w:rFonts w:ascii="Times New Roman" w:hAnsi="Times New Roman" w:cs="Times New Roman"/>
-                <w:b/>
-                <w:sz w:val="24"/>
-                <w:szCs w:val="24"/>
-              </w:rPr>
-            </w:pPr>
-            <w:r>
-              <w:rPr>
-                <w:rFonts w:ascii="Times New Roman" w:hAnsi="Times New Roman" w:cs="Times New Roman"/>
-                <w:b/>
-                <w:sz w:val="24"/>
-                <w:szCs w:val="24"/>
-              </w:rPr>
-              <w:t>日</w:t>
-            </w:r>
-            <w:r>
-              <w:rPr>
-                <w:rFonts w:ascii="Times New Roman" w:hAnsi="Times New Roman" w:cs="Times New Roman"/>
-                <w:b/>
-                <w:sz w:val="24"/>
-                <w:szCs w:val="24"/>
-                <w:lang w:eastAsia="zh-CN"/>
-              </w:rPr>
-              <w:t xml:space="preserve">  </w:t>
-            </w:r>
-            <w:r>
-              <w:rPr>
-                <w:rFonts w:ascii="Times New Roman" w:hAnsi="Times New Roman" w:cs="Times New Roman"/>
-                <w:b/>
-                <w:sz w:val="24"/>
-                <w:szCs w:val="24"/>
-              </w:rPr>
-              <w:t>期：</w:t>
-            </w:r>
-          </w:p>
-        </w:tc>
-        <w:tc>
-          <w:tcPr>
-            <w:tcW w:w="2294" w:type="dxa"/>
-            <w:vAlign w:val="center"/>
-          </w:tcPr>
-          <w:p>
-            <w:pPr>
-              <w:pStyle w:val="22"/>
-              <w:spacing w:line="363" w:lineRule="exact"/>
-              <w:ind w:right="15"/>
-              <w:jc w:val="both"/>
-              <w:rPr>
-                <w:rFonts w:ascii="Times New Roman" w:hAnsi="Times New Roman" w:cs="Times New Roman"/>
-                <w:sz w:val="24"/>
-                <w:szCs w:val="24"/>
-              </w:rPr>
-            </w:pPr>
-            <w:r>
-              <w:rPr>
-                <w:rFonts w:ascii="Times New Roman" w:hAnsi="Times New Roman" w:cs="Times New Roman"/>
-                <w:kern w:val="2"/>
-                <w:sz w:val="24"/>
-                <w:szCs w:val="24"/>
-                <w:lang w:eastAsia="zh-CN"/>
-              </w:rPr>
-              <w:t>{{ reportdate }}</w:t>
-            </w:r>
-          </w:p>
-        </w:tc>
-      </w:tr>
-    </w:tbl>
-    <w:p>
-      <w:pPr>
-        <w:rPr>
-          <w:rFonts w:ascii="Times New Roman" w:hAnsi="Times New Roman" w:eastAsia="微软雅黑" w:cs="Times New Roman"/>
-          <w:sz w:val="24"/>
-          <w:szCs w:val="24"/>
-          <w:lang w:eastAsia="zh-CN"/>
-        </w:rPr>
-      </w:pPr>
-      <w:r>
-        <w:rPr>
-          <w:rFonts w:hint="eastAsia" w:ascii="Times New Roman" w:hAnsi="Times New Roman" w:eastAsia="微软雅黑" w:cs="Times New Roman"/>
-          <w:sz w:val="24"/>
-          <w:szCs w:val="24"/>
-          <w:lang w:eastAsia="zh-CN"/>
-        </w:rPr>
-        <w:t xml:space="preserve">{% endif %}{% if testedby == </w:t>
-      </w:r>
-      <w:r>
-        <w:rPr>
-          <w:rFonts w:ascii="Times New Roman" w:hAnsi="Times New Roman" w:eastAsia="微软雅黑" w:cs="Times New Roman"/>
-          <w:sz w:val="24"/>
-          <w:szCs w:val="24"/>
-          <w:lang w:eastAsia="zh-CN"/>
-        </w:rPr>
-        <w:t>“</w:t>
-      </w:r>
-      <w:r>
-        <w:rPr>
-          <w:rFonts w:hint="eastAsia" w:ascii="Times New Roman" w:hAnsi="Times New Roman" w:eastAsia="微软雅黑" w:cs="Times New Roman"/>
-          <w:sz w:val="24"/>
-          <w:szCs w:val="24"/>
-          <w:lang w:eastAsia="zh-CN"/>
-        </w:rPr>
-        <w:t>6</w:t>
-      </w:r>
-      <w:r>
-        <w:rPr>
-          <w:rFonts w:ascii="Times New Roman" w:hAnsi="Times New Roman" w:eastAsia="微软雅黑" w:cs="Times New Roman"/>
-          <w:sz w:val="24"/>
-          <w:szCs w:val="24"/>
-          <w:lang w:eastAsia="zh-CN"/>
-        </w:rPr>
-        <w:t>”</w:t>
-      </w:r>
-      <w:r>
-        <w:rPr>
-          <w:rFonts w:hint="eastAsia" w:ascii="Times New Roman" w:hAnsi="Times New Roman" w:eastAsia="微软雅黑" w:cs="Times New Roman"/>
-          <w:sz w:val="24"/>
-          <w:szCs w:val="24"/>
-          <w:lang w:eastAsia="zh-CN"/>
-        </w:rPr>
-        <w:t xml:space="preserve"> %}</w:t>
-      </w:r>
-    </w:p>
-    <w:p>
-      <w:pPr>
-        <w:rPr>
-          <w:rFonts w:ascii="Times New Roman" w:hAnsi="Times New Roman" w:eastAsia="微软雅黑" w:cs="Times New Roman"/>
-          <w:sz w:val="24"/>
-          <w:szCs w:val="24"/>
-          <w:lang w:eastAsia="zh-CN"/>
-        </w:rPr>
-      </w:pPr>
-    </w:p>
-    <w:p>
-      <w:pPr>
-        <w:rPr>
-          <w:rFonts w:ascii="Times New Roman" w:hAnsi="Times New Roman" w:eastAsia="微软雅黑" w:cs="Times New Roman"/>
-          <w:sz w:val="24"/>
-          <w:szCs w:val="24"/>
-          <w:lang w:eastAsia="zh-CN"/>
-        </w:rPr>
-      </w:pPr>
-    </w:p>
-    <w:tbl>
-      <w:tblPr>
-        <w:tblStyle w:val="33"/>
-        <w:tblW w:w="6772" w:type="dxa"/>
-        <w:jc w:val="right"/>
-        <w:tblLayout w:type="fixed"/>
-        <w:tblCellMar>
-          <w:top w:w="0" w:type="dxa"/>
-          <w:left w:w="0" w:type="dxa"/>
-          <w:bottom w:w="0" w:type="dxa"/>
-          <w:right w:w="0" w:type="dxa"/>
-        </w:tblCellMar>
-      </w:tblPr>
-      <w:tblGrid>
-        <w:gridCol w:w="1272"/>
-        <w:gridCol w:w="2040"/>
-        <w:gridCol w:w="1166"/>
-        <w:gridCol w:w="2294"/>
-      </w:tblGrid>
-      <w:tr>
-        <w:tblPrEx>
-          <w:tblCellMar>
-            <w:top w:w="0" w:type="dxa"/>
-            <w:left w:w="0" w:type="dxa"/>
-            <w:bottom w:w="0" w:type="dxa"/>
-            <w:right w:w="0" w:type="dxa"/>
-          </w:tblCellMar>
-        </w:tblPrEx>
-        <w:trPr>
-          <w:trHeight w:val="441" w:hRule="exact"/>
-          <w:jc w:val="right"/>
-        </w:trPr>
-        <w:tc>
-          <w:tcPr>
-            <w:tcW w:w="1272" w:type="dxa"/>
-            <w:vAlign w:val="center"/>
-          </w:tcPr>
-          <w:p>
-            <w:pPr>
-              <w:pStyle w:val="22"/>
-              <w:spacing w:before="13"/>
-              <w:ind w:left="13" w:right="95"/>
-              <w:jc w:val="both"/>
-              <w:rPr>
-                <w:rFonts w:ascii="Times New Roman" w:hAnsi="Times New Roman" w:cs="Times New Roman"/>
-                <w:b/>
-                <w:sz w:val="24"/>
-                <w:szCs w:val="24"/>
-              </w:rPr>
-            </w:pPr>
-            <w:r>
-              <w:rPr>
-                <w:rFonts w:ascii="Times New Roman" w:hAnsi="Times New Roman" w:cs="Times New Roman"/>
-                <w:b/>
-                <w:sz w:val="24"/>
-                <w:szCs w:val="24"/>
-              </w:rPr>
-              <w:t>检测人：</w:t>
-            </w:r>
-          </w:p>
-        </w:tc>
-        <w:tc>
-          <w:tcPr>
-            <w:tcW w:w="2040" w:type="dxa"/>
-            <w:vAlign w:val="center"/>
-          </w:tcPr>
-          <w:p>
-            <w:pPr>
-              <w:pStyle w:val="22"/>
-              <w:spacing w:before="13"/>
-              <w:jc w:val="both"/>
-              <w:rPr>
-                <w:rFonts w:ascii="Times New Roman" w:hAnsi="Times New Roman" w:cs="Times New Roman"/>
-                <w:b/>
-                <w:sz w:val="24"/>
-                <w:szCs w:val="24"/>
-              </w:rPr>
-            </w:pPr>
-          </w:p>
-        </w:tc>
-        <w:tc>
-          <w:tcPr>
-            <w:tcW w:w="1166" w:type="dxa"/>
-            <w:vAlign w:val="center"/>
-          </w:tcPr>
-          <w:p>
-            <w:pPr>
-              <w:pStyle w:val="22"/>
-              <w:spacing w:before="13"/>
-              <w:jc w:val="both"/>
-              <w:rPr>
-                <w:rFonts w:ascii="Times New Roman" w:hAnsi="Times New Roman" w:cs="Times New Roman"/>
-                <w:b/>
-                <w:sz w:val="24"/>
-                <w:szCs w:val="24"/>
-              </w:rPr>
-            </w:pPr>
-            <w:r>
-              <w:rPr>
-                <w:rFonts w:ascii="Times New Roman" w:hAnsi="Times New Roman" w:cs="Times New Roman"/>
-                <w:b/>
-                <w:sz w:val="24"/>
-                <w:szCs w:val="24"/>
-              </w:rPr>
-              <w:t>复核人</w:t>
-            </w:r>
-            <w:r>
-              <w:rPr>
-                <w:rFonts w:ascii="Times New Roman" w:hAnsi="Times New Roman" w:cs="Times New Roman"/>
-                <w:b/>
-                <w:sz w:val="24"/>
-                <w:szCs w:val="24"/>
-                <w:lang w:eastAsia="zh-CN"/>
-              </w:rPr>
-              <w:t>：</w:t>
-            </w:r>
-          </w:p>
-        </w:tc>
-        <w:tc>
-          <w:tcPr>
-            <w:tcW w:w="2294" w:type="dxa"/>
-            <w:vAlign w:val="center"/>
-          </w:tcPr>
-          <w:p>
-            <w:pPr>
-              <w:pStyle w:val="22"/>
-              <w:spacing w:before="13"/>
-              <w:ind w:right="15"/>
-              <w:jc w:val="both"/>
-              <w:rPr>
-                <w:rFonts w:ascii="Times New Roman" w:hAnsi="Times New Roman" w:cs="Times New Roman"/>
-                <w:b/>
-                <w:sz w:val="24"/>
-                <w:szCs w:val="24"/>
-              </w:rPr>
-            </w:pPr>
-          </w:p>
-        </w:tc>
-      </w:tr>
-      <w:tr>
-        <w:tblPrEx>
-          <w:tblCellMar>
-            <w:top w:w="0" w:type="dxa"/>
-            <w:left w:w="0" w:type="dxa"/>
-            <w:bottom w:w="0" w:type="dxa"/>
-            <w:right w:w="0" w:type="dxa"/>
-          </w:tblCellMar>
-        </w:tblPrEx>
-        <w:trPr>
-          <w:trHeight w:val="457" w:hRule="exact"/>
-          <w:jc w:val="right"/>
-        </w:trPr>
-        <w:tc>
-          <w:tcPr>
-            <w:tcW w:w="1272" w:type="dxa"/>
-            <w:vAlign w:val="center"/>
-          </w:tcPr>
-          <w:p>
-            <w:pPr>
-              <w:pStyle w:val="22"/>
-              <w:spacing w:line="341" w:lineRule="exact"/>
-              <w:ind w:left="13" w:right="165"/>
-              <w:jc w:val="both"/>
-              <w:rPr>
-                <w:rFonts w:ascii="Times New Roman" w:hAnsi="Times New Roman" w:cs="Times New Roman"/>
-                <w:b/>
-                <w:sz w:val="24"/>
-                <w:szCs w:val="24"/>
-              </w:rPr>
-            </w:pPr>
-            <w:r>
-              <w:rPr>
-                <w:rFonts w:ascii="Times New Roman" w:hAnsi="Times New Roman" w:cs="Times New Roman"/>
-                <w:b/>
-                <w:sz w:val="24"/>
-                <w:szCs w:val="24"/>
-              </w:rPr>
-              <w:t>日</w:t>
-            </w:r>
-            <w:r>
-              <w:rPr>
-                <w:rFonts w:ascii="Times New Roman" w:hAnsi="Times New Roman" w:cs="Times New Roman"/>
-                <w:b/>
-                <w:sz w:val="24"/>
-                <w:szCs w:val="24"/>
-                <w:lang w:eastAsia="zh-CN"/>
-              </w:rPr>
-              <w:t xml:space="preserve">  </w:t>
-            </w:r>
-            <w:r>
-              <w:rPr>
-                <w:rFonts w:ascii="Times New Roman" w:hAnsi="Times New Roman" w:cs="Times New Roman"/>
-                <w:b/>
-                <w:sz w:val="24"/>
-                <w:szCs w:val="24"/>
-              </w:rPr>
-              <w:t>期：</w:t>
-            </w:r>
-          </w:p>
-        </w:tc>
-        <w:tc>
-          <w:tcPr>
-            <w:tcW w:w="2040" w:type="dxa"/>
-            <w:vAlign w:val="center"/>
-          </w:tcPr>
-          <w:p>
-            <w:pPr>
-              <w:pStyle w:val="22"/>
-              <w:spacing w:line="363" w:lineRule="exact"/>
-              <w:jc w:val="both"/>
-              <w:rPr>
-                <w:rFonts w:ascii="Times New Roman" w:hAnsi="Times New Roman" w:cs="Times New Roman"/>
-                <w:sz w:val="24"/>
-                <w:szCs w:val="24"/>
-              </w:rPr>
-            </w:pPr>
-            <w:r>
-              <w:rPr>
-                <w:rFonts w:ascii="Times New Roman" w:hAnsi="Times New Roman" w:cs="Times New Roman"/>
-                <w:kern w:val="2"/>
-                <w:sz w:val="24"/>
-                <w:szCs w:val="24"/>
-                <w:lang w:eastAsia="zh-CN"/>
-              </w:rPr>
-              <w:t>{{ reportdate }}</w:t>
-            </w:r>
-          </w:p>
-        </w:tc>
-        <w:tc>
-          <w:tcPr>
-            <w:tcW w:w="1166" w:type="dxa"/>
-            <w:vAlign w:val="center"/>
-          </w:tcPr>
-          <w:p>
-            <w:pPr>
-              <w:pStyle w:val="22"/>
-              <w:spacing w:line="341" w:lineRule="exact"/>
-              <w:jc w:val="both"/>
-              <w:rPr>
-                <w:rFonts w:ascii="Times New Roman" w:hAnsi="Times New Roman" w:cs="Times New Roman"/>
-                <w:b/>
-                <w:sz w:val="24"/>
-                <w:szCs w:val="24"/>
-              </w:rPr>
-            </w:pPr>
-            <w:r>
-              <w:rPr>
-                <w:rFonts w:ascii="Times New Roman" w:hAnsi="Times New Roman" w:cs="Times New Roman"/>
-                <w:b/>
-                <w:sz w:val="24"/>
-                <w:szCs w:val="24"/>
-              </w:rPr>
-              <w:t>日</w:t>
-            </w:r>
-            <w:r>
-              <w:rPr>
-                <w:rFonts w:ascii="Times New Roman" w:hAnsi="Times New Roman" w:cs="Times New Roman"/>
-                <w:b/>
-                <w:sz w:val="24"/>
-                <w:szCs w:val="24"/>
-                <w:lang w:eastAsia="zh-CN"/>
-              </w:rPr>
-              <w:t xml:space="preserve">  </w:t>
-            </w:r>
-            <w:r>
-              <w:rPr>
-                <w:rFonts w:ascii="Times New Roman" w:hAnsi="Times New Roman" w:cs="Times New Roman"/>
-                <w:b/>
-                <w:sz w:val="24"/>
-                <w:szCs w:val="24"/>
-              </w:rPr>
-              <w:t>期：</w:t>
-            </w:r>
-          </w:p>
-        </w:tc>
-        <w:tc>
-          <w:tcPr>
-            <w:tcW w:w="2294" w:type="dxa"/>
-            <w:vAlign w:val="center"/>
-          </w:tcPr>
-          <w:p>
-            <w:pPr>
-              <w:pStyle w:val="22"/>
-              <w:spacing w:line="363" w:lineRule="exact"/>
-              <w:ind w:right="15"/>
-              <w:jc w:val="both"/>
-              <w:rPr>
-                <w:rFonts w:ascii="Times New Roman" w:hAnsi="Times New Roman" w:cs="Times New Roman"/>
-                <w:sz w:val="24"/>
-                <w:szCs w:val="24"/>
-              </w:rPr>
-            </w:pPr>
-            <w:r>
-              <w:rPr>
-                <w:rFonts w:ascii="Times New Roman" w:hAnsi="Times New Roman" w:cs="Times New Roman"/>
-                <w:kern w:val="2"/>
-                <w:sz w:val="24"/>
-                <w:szCs w:val="24"/>
-                <w:lang w:eastAsia="zh-CN"/>
-              </w:rPr>
-              <w:t>{{ reportdate }}</w:t>
-            </w:r>
-          </w:p>
-        </w:tc>
-      </w:tr>
-    </w:tbl>
-    <w:p>
-      <w:pPr>
         <w:numPr>
           <w:ilvl w:val="0"/>
           <w:numId w:val="0"/>
@@ -12813,6 +11072,8 @@
         </w:rPr>
         <w:br w:type="page"/>
       </w:r>
+      <w:bookmarkStart w:id="128" w:name="_GoBack"/>
+      <w:bookmarkEnd w:id="128"/>
     </w:p>
     <w:p>
       <w:pPr>
@@ -12847,18 +11108,18 @@
         </w:rPr>
       </w:pPr>
       <w:bookmarkStart w:id="35" w:name="_Toc21059"/>
-      <w:bookmarkStart w:id="36" w:name="_Toc10112"/>
-      <w:bookmarkStart w:id="37" w:name="_Toc25123"/>
-      <w:bookmarkStart w:id="38" w:name="_Toc149837255"/>
-      <w:bookmarkStart w:id="39" w:name="_Toc2028"/>
-      <w:bookmarkStart w:id="40" w:name="_Toc4402"/>
-      <w:bookmarkStart w:id="41" w:name="_Toc22132"/>
-      <w:bookmarkStart w:id="42" w:name="_Toc19184"/>
-      <w:bookmarkStart w:id="43" w:name="_Toc19898_WPSOffice_Level1"/>
-      <w:bookmarkStart w:id="44" w:name="_Toc12381"/>
-      <w:bookmarkStart w:id="45" w:name="_Toc20136_WPSOffice_Level1"/>
-      <w:bookmarkStart w:id="46" w:name="_Toc2781"/>
-      <w:bookmarkStart w:id="47" w:name="_Toc14062"/>
+      <w:bookmarkStart w:id="36" w:name="_Toc2028"/>
+      <w:bookmarkStart w:id="37" w:name="_Toc4402"/>
+      <w:bookmarkStart w:id="38" w:name="_Toc25123"/>
+      <w:bookmarkStart w:id="39" w:name="_Toc149837255"/>
+      <w:bookmarkStart w:id="40" w:name="_Toc10112"/>
+      <w:bookmarkStart w:id="41" w:name="_Toc19184"/>
+      <w:bookmarkStart w:id="42" w:name="_Toc20136_WPSOffice_Level1"/>
+      <w:bookmarkStart w:id="43" w:name="_Toc2781"/>
+      <w:bookmarkStart w:id="44" w:name="_Toc14062"/>
+      <w:bookmarkStart w:id="45" w:name="_Toc12381"/>
+      <w:bookmarkStart w:id="46" w:name="_Toc22132"/>
+      <w:bookmarkStart w:id="47" w:name="_Toc19898_WPSOffice_Level1"/>
       <w:r>
         <w:rPr>
           <w:rFonts w:hint="eastAsia" w:ascii="Times New Roman" w:hAnsi="Times New Roman"/>
@@ -14565,12 +12826,12 @@
         </w:rPr>
       </w:pPr>
       <w:bookmarkStart w:id="49" w:name="_Toc30265"/>
-      <w:bookmarkStart w:id="50" w:name="_Toc18062_WPSOffice_Level2"/>
-      <w:bookmarkStart w:id="51" w:name="_Toc9088"/>
+      <w:bookmarkStart w:id="50" w:name="_Toc9088"/>
+      <w:bookmarkStart w:id="51" w:name="_Toc18062_WPSOffice_Level2"/>
       <w:bookmarkStart w:id="52" w:name="_Toc22976"/>
-      <w:bookmarkStart w:id="53" w:name="_Toc23375"/>
+      <w:bookmarkStart w:id="53" w:name="_Toc3596"/>
       <w:bookmarkStart w:id="54" w:name="_Toc11015_WPSOffice_Level2"/>
-      <w:bookmarkStart w:id="55" w:name="_Toc3596"/>
+      <w:bookmarkStart w:id="55" w:name="_Toc23375"/>
       <w:bookmarkStart w:id="56" w:name="_Toc24979"/>
       <w:r>
         <w:rPr>
@@ -19177,14 +17438,14 @@
           <w:lang w:eastAsia="zh-CN"/>
         </w:rPr>
       </w:pPr>
-      <w:bookmarkStart w:id="57" w:name="_Toc25727"/>
+      <w:bookmarkStart w:id="57" w:name="_Toc5598"/>
       <w:bookmarkStart w:id="58" w:name="_Toc32661"/>
-      <w:bookmarkStart w:id="59" w:name="_Toc32443_WPSOffice_Level1"/>
+      <w:bookmarkStart w:id="59" w:name="_Toc23846_WPSOffice_Level1"/>
       <w:bookmarkStart w:id="60" w:name="_Toc28194"/>
-      <w:bookmarkStart w:id="61" w:name="_Toc23846_WPSOffice_Level1"/>
-      <w:bookmarkStart w:id="62" w:name="_Toc23903"/>
-      <w:bookmarkStart w:id="63" w:name="_Toc4331_WPSOffice_Level1"/>
-      <w:bookmarkStart w:id="64" w:name="_Toc5598"/>
+      <w:bookmarkStart w:id="61" w:name="_Toc4331_WPSOffice_Level1"/>
+      <w:bookmarkStart w:id="62" w:name="_Toc32443_WPSOffice_Level1"/>
+      <w:bookmarkStart w:id="63" w:name="_Toc25727"/>
+      <w:bookmarkStart w:id="64" w:name="_Toc23903"/>
       <w:r>
         <w:rPr>
           <w:rFonts w:hint="eastAsia" w:ascii="Times New Roman" w:hAnsi="Times New Roman" w:eastAsia="微软雅黑" w:cs="Times New Roman"/>
@@ -19254,10 +17515,10 @@
           <w:lang w:eastAsia="zh-CN"/>
         </w:rPr>
       </w:pPr>
-      <w:bookmarkStart w:id="65" w:name="_Toc10945"/>
-      <w:bookmarkStart w:id="66" w:name="_Toc24796"/>
+      <w:bookmarkStart w:id="65" w:name="_Toc24796"/>
+      <w:bookmarkStart w:id="66" w:name="_Toc149837260"/>
       <w:bookmarkStart w:id="67" w:name="_Toc29868"/>
-      <w:bookmarkStart w:id="68" w:name="_Toc149837260"/>
+      <w:bookmarkStart w:id="68" w:name="_Toc10945"/>
       <w:r>
         <w:rPr>
           <w:rFonts w:hint="eastAsia" w:ascii="Times New Roman" w:hAnsi="Times New Roman"/>
@@ -19801,14 +18062,14 @@
           <w:lang w:eastAsia="zh-CN"/>
         </w:rPr>
       </w:pPr>
-      <w:bookmarkStart w:id="70" w:name="_Toc15530"/>
-      <w:bookmarkStart w:id="71" w:name="_Toc3782"/>
-      <w:bookmarkStart w:id="72" w:name="_Toc1707_WPSOffice_Level2"/>
-      <w:bookmarkStart w:id="73" w:name="_Toc6988"/>
-      <w:bookmarkStart w:id="74" w:name="_Toc16347"/>
-      <w:bookmarkStart w:id="75" w:name="_Toc21764_WPSOffice_Level2"/>
-      <w:bookmarkStart w:id="76" w:name="_Toc2749"/>
-      <w:bookmarkStart w:id="77" w:name="_Toc26649"/>
+      <w:bookmarkStart w:id="70" w:name="_Toc1707_WPSOffice_Level2"/>
+      <w:bookmarkStart w:id="71" w:name="_Toc15530"/>
+      <w:bookmarkStart w:id="72" w:name="_Toc6988"/>
+      <w:bookmarkStart w:id="73" w:name="_Toc3782"/>
+      <w:bookmarkStart w:id="74" w:name="_Toc21764_WPSOffice_Level2"/>
+      <w:bookmarkStart w:id="75" w:name="_Toc2749"/>
+      <w:bookmarkStart w:id="76" w:name="_Toc26649"/>
+      <w:bookmarkStart w:id="77" w:name="_Toc16347"/>
       <w:r>
         <w:rPr>
           <w:rFonts w:hint="eastAsia" w:ascii="Times New Roman" w:hAnsi="Times New Roman" w:eastAsia="微软雅黑" w:cs="Times New Roman"/>
@@ -19853,8 +18114,8 @@
         </w:rPr>
       </w:pPr>
       <w:bookmarkStart w:id="78" w:name="_Toc17031"/>
-      <w:bookmarkStart w:id="79" w:name="_Toc32302"/>
-      <w:bookmarkStart w:id="80" w:name="_Toc30088"/>
+      <w:bookmarkStart w:id="79" w:name="_Toc30088"/>
+      <w:bookmarkStart w:id="80" w:name="_Toc32302"/>
       <w:r>
         <w:rPr>
           <w:rFonts w:hint="eastAsia" w:ascii="Times New Roman" w:hAnsi="Times New Roman"/>
@@ -19918,14 +18179,14 @@
           <w:lang w:eastAsia="zh-CN"/>
         </w:rPr>
       </w:pPr>
-      <w:bookmarkStart w:id="84" w:name="_Toc12505"/>
+      <w:bookmarkStart w:id="84" w:name="_Toc27302"/>
       <w:bookmarkStart w:id="85" w:name="_Toc1707_WPSOffice_Level1"/>
-      <w:bookmarkStart w:id="86" w:name="_Toc16594"/>
-      <w:bookmarkStart w:id="87" w:name="_Toc27302"/>
-      <w:bookmarkStart w:id="88" w:name="_Toc2409"/>
-      <w:bookmarkStart w:id="89" w:name="_Toc13196_WPSOffice_Level1"/>
-      <w:bookmarkStart w:id="90" w:name="_Toc21764_WPSOffice_Level1"/>
-      <w:bookmarkStart w:id="91" w:name="_Toc28240"/>
+      <w:bookmarkStart w:id="86" w:name="_Toc12505"/>
+      <w:bookmarkStart w:id="87" w:name="_Toc13196_WPSOffice_Level1"/>
+      <w:bookmarkStart w:id="88" w:name="_Toc21764_WPSOffice_Level1"/>
+      <w:bookmarkStart w:id="89" w:name="_Toc2409"/>
+      <w:bookmarkStart w:id="90" w:name="_Toc28240"/>
+      <w:bookmarkStart w:id="91" w:name="_Toc16594"/>
       <w:r>
         <w:rPr>
           <w:rFonts w:hint="eastAsia" w:ascii="Times New Roman" w:hAnsi="Times New Roman" w:eastAsia="微软雅黑" w:cs="Times New Roman"/>
@@ -28286,11 +26547,11 @@
         </w:rPr>
       </w:pPr>
       <w:bookmarkStart w:id="92" w:name="_Toc107825560"/>
-      <w:bookmarkStart w:id="93" w:name="_Toc11923"/>
-      <w:bookmarkStart w:id="94" w:name="_Toc12977"/>
-      <w:bookmarkStart w:id="95" w:name="_Toc17465"/>
+      <w:bookmarkStart w:id="93" w:name="_Toc12977"/>
+      <w:bookmarkStart w:id="94" w:name="_Toc17465"/>
+      <w:bookmarkStart w:id="95" w:name="_Toc1105"/>
       <w:bookmarkStart w:id="96" w:name="_Toc14132"/>
-      <w:bookmarkStart w:id="97" w:name="_Toc1105"/>
+      <w:bookmarkStart w:id="97" w:name="_Toc11923"/>
       <w:r>
         <w:rPr>
           <w:rFonts w:hint="eastAsia" w:ascii="Times New Roman" w:hAnsi="Times New Roman"/>
@@ -30343,12 +28604,12 @@
         </w:rPr>
       </w:pPr>
       <w:bookmarkStart w:id="99" w:name="_Toc14255_WPSOffice_Level1"/>
-      <w:bookmarkStart w:id="100" w:name="_Toc24085_WPSOffice_Level1"/>
-      <w:bookmarkStart w:id="101" w:name="_Toc15840_WPSOffice_Level1"/>
-      <w:bookmarkStart w:id="102" w:name="_Toc4168"/>
+      <w:bookmarkStart w:id="100" w:name="_Toc4168"/>
+      <w:bookmarkStart w:id="101" w:name="_Toc2331"/>
+      <w:bookmarkStart w:id="102" w:name="_Toc31490"/>
       <w:bookmarkStart w:id="103" w:name="_Toc27075"/>
-      <w:bookmarkStart w:id="104" w:name="_Toc31490"/>
-      <w:bookmarkStart w:id="105" w:name="_Toc2331"/>
+      <w:bookmarkStart w:id="104" w:name="_Toc24085_WPSOffice_Level1"/>
+      <w:bookmarkStart w:id="105" w:name="_Toc15840_WPSOffice_Level1"/>
       <w:r>
         <w:rPr>
           <w:rFonts w:hint="eastAsia" w:ascii="Times New Roman" w:hAnsi="Times New Roman"/>
@@ -32799,9 +31060,9 @@
           <w:lang w:eastAsia="zh-CN"/>
         </w:rPr>
       </w:pPr>
-      <w:bookmarkStart w:id="106" w:name="_Toc30346"/>
-      <w:bookmarkStart w:id="107" w:name="_Toc11653"/>
-      <w:bookmarkStart w:id="108" w:name="_Toc11406"/>
+      <w:bookmarkStart w:id="106" w:name="_Toc11653"/>
+      <w:bookmarkStart w:id="107" w:name="_Toc11406"/>
+      <w:bookmarkStart w:id="108" w:name="_Toc30346"/>
       <w:r>
         <w:rPr>
           <w:rFonts w:hint="eastAsia" w:ascii="Times New Roman" w:hAnsi="Times New Roman"/>
@@ -33402,12 +31663,12 @@
           <w:lang w:eastAsia="zh-CN"/>
         </w:rPr>
       </w:pPr>
-      <w:bookmarkStart w:id="109" w:name="_Toc15114"/>
-      <w:bookmarkStart w:id="110" w:name="_Toc25077"/>
-      <w:bookmarkStart w:id="111" w:name="_Toc3409"/>
-      <w:bookmarkStart w:id="112" w:name="_Toc28454_WPSOffice_Level1"/>
-      <w:bookmarkStart w:id="113" w:name="_Toc27693"/>
-      <w:bookmarkStart w:id="114" w:name="_Toc20170_WPSOffice_Level1"/>
+      <w:bookmarkStart w:id="109" w:name="_Toc25077"/>
+      <w:bookmarkStart w:id="110" w:name="_Toc3409"/>
+      <w:bookmarkStart w:id="111" w:name="_Toc15114"/>
+      <w:bookmarkStart w:id="112" w:name="_Toc20170_WPSOffice_Level1"/>
+      <w:bookmarkStart w:id="113" w:name="_Toc28454_WPSOffice_Level1"/>
+      <w:bookmarkStart w:id="114" w:name="_Toc27693"/>
       <w:bookmarkStart w:id="115" w:name="_Toc20924"/>
       <w:bookmarkStart w:id="116" w:name="_Toc31185"/>
       <w:bookmarkStart w:id="117" w:name="_Toc26985_WPSOffice_Level1"/>
@@ -33662,16 +31923,16 @@
           <w:lang w:eastAsia="zh-CN"/>
         </w:rPr>
       </w:pPr>
-      <w:bookmarkStart w:id="118" w:name="_Toc27809"/>
-      <w:bookmarkStart w:id="119" w:name="_Toc12744"/>
-      <w:bookmarkStart w:id="120" w:name="_Toc11901"/>
-      <w:bookmarkStart w:id="121" w:name="_Toc4503"/>
-      <w:bookmarkStart w:id="122" w:name="_Toc22162_WPSOffice_Level1"/>
-      <w:bookmarkStart w:id="123" w:name="_Toc14611_WPSOffice_Level1"/>
-      <w:bookmarkStart w:id="124" w:name="_Toc19584_WPSOffice_Level1"/>
-      <w:bookmarkStart w:id="125" w:name="_Toc13275"/>
-      <w:bookmarkStart w:id="126" w:name="_Toc22623"/>
-      <w:bookmarkStart w:id="127" w:name="_Toc17792_WPSOffice_Level2"/>
+      <w:bookmarkStart w:id="118" w:name="_Toc4503"/>
+      <w:bookmarkStart w:id="119" w:name="_Toc11901"/>
+      <w:bookmarkStart w:id="120" w:name="_Toc12744"/>
+      <w:bookmarkStart w:id="121" w:name="_Toc27809"/>
+      <w:bookmarkStart w:id="122" w:name="_Toc14611_WPSOffice_Level1"/>
+      <w:bookmarkStart w:id="123" w:name="_Toc17792_WPSOffice_Level2"/>
+      <w:bookmarkStart w:id="124" w:name="_Toc22162_WPSOffice_Level1"/>
+      <w:bookmarkStart w:id="125" w:name="_Toc22623"/>
+      <w:bookmarkStart w:id="126" w:name="_Toc13275"/>
+      <w:bookmarkStart w:id="127" w:name="_Toc19584_WPSOffice_Level1"/>
       <w:r>
         <w:rPr>
           <w:rFonts w:hint="eastAsia" w:ascii="Times New Roman" w:hAnsi="Times New Roman"/>
@@ -35537,7 +33798,7 @@
                     <pic:cNvPicPr/>
                   </pic:nvPicPr>
                   <pic:blipFill>
-                    <a:blip r:embed="rId14"/>
+                    <a:blip r:embed="rId13"/>
                     <a:stretch>
                       <a:fillRect/>
                     </a:stretch>

--- a/WebContent/docx/肠癌11基因报告-阿克曼.docx
+++ b/WebContent/docx/肠癌11基因报告-阿克曼.docx
@@ -76,6 +76,8 @@
         </w:rPr>
       </w:pPr>
     </w:p>
+    <w:bookmarkEnd w:id="0"/>
+    <w:bookmarkEnd w:id="1"/>
     <w:p>
       <w:pPr>
         <w:autoSpaceDE w:val="0"/>
@@ -83,7 +85,7 @@
         <w:spacing w:after="160" w:line="259" w:lineRule="auto"/>
         <w:jc w:val="center"/>
         <w:rPr>
-          <w:rFonts w:ascii="微软雅黑" w:hAnsi="微软雅黑" w:eastAsia="微软雅黑" w:cs="微软雅黑"/>
+          <w:rFonts w:hint="eastAsia" w:ascii="微软雅黑" w:hAnsi="微软雅黑" w:eastAsia="微软雅黑" w:cs="微软雅黑"/>
           <w:sz w:val="52"/>
           <w:szCs w:val="52"/>
           <w:lang w:val="zh-CN" w:eastAsia="zh-CN" w:bidi="zh-CN"/>
@@ -106,7 +108,7 @@
         <w:spacing w:after="160" w:line="259" w:lineRule="auto"/>
         <w:jc w:val="center"/>
         <w:rPr>
-          <w:rFonts w:ascii="微软雅黑" w:hAnsi="微软雅黑" w:eastAsia="微软雅黑" w:cs="微软雅黑"/>
+          <w:rFonts w:hint="default" w:ascii="微软雅黑" w:hAnsi="微软雅黑" w:eastAsia="微软雅黑" w:cs="微软雅黑"/>
           <w:sz w:val="52"/>
           <w:szCs w:val="52"/>
           <w:lang w:val="en-US" w:eastAsia="zh-CN" w:bidi="zh-CN"/>
@@ -119,25 +121,7 @@
           <w:szCs w:val="52"/>
           <w:lang w:val="en-US" w:eastAsia="zh-CN" w:bidi="zh-CN"/>
         </w:rPr>
-        <w:t>结直肠癌11</w:t>
-      </w:r>
-      <w:r>
-        <w:rPr>
-          <w:rFonts w:hint="eastAsia" w:ascii="微软雅黑" w:hAnsi="微软雅黑" w:eastAsia="微软雅黑" w:cs="微软雅黑"/>
-          <w:sz w:val="52"/>
-          <w:szCs w:val="52"/>
-          <w:lang w:val="zh-CN" w:eastAsia="zh-CN" w:bidi="zh-CN"/>
-        </w:rPr>
-        <w:t>基因检测</w:t>
-      </w:r>
-      <w:r>
-        <w:rPr>
-          <w:rFonts w:hint="eastAsia" w:ascii="微软雅黑" w:hAnsi="微软雅黑" w:eastAsia="微软雅黑" w:cs="微软雅黑"/>
-          <w:sz w:val="52"/>
-          <w:szCs w:val="52"/>
-          <w:lang w:val="en-US" w:eastAsia="zh-CN" w:bidi="zh-CN"/>
-        </w:rPr>
-        <w:t>报告</w:t>
+        <w:t>分子病理检测报告</w:t>
       </w:r>
     </w:p>
     <w:p>
@@ -147,7 +131,7 @@
         <w:spacing w:after="160" w:line="300" w:lineRule="exact"/>
         <w:jc w:val="center"/>
         <w:rPr>
-          <w:rFonts w:ascii="微软雅黑" w:hAnsi="微软雅黑" w:eastAsia="微软雅黑" w:cs="微软雅黑"/>
+          <w:rFonts w:hint="eastAsia" w:ascii="微软雅黑" w:hAnsi="微软雅黑" w:eastAsia="微软雅黑" w:cs="微软雅黑"/>
           <w:sz w:val="52"/>
           <w:szCs w:val="52"/>
           <w:lang w:val="zh-CN" w:eastAsia="zh-CN" w:bidi="zh-CN"/>
@@ -161,7 +145,7 @@
         <w:spacing w:after="160" w:line="300" w:lineRule="exact"/>
         <w:jc w:val="center"/>
         <w:rPr>
-          <w:rFonts w:ascii="微软雅黑" w:hAnsi="微软雅黑" w:eastAsia="微软雅黑" w:cs="微软雅黑"/>
+          <w:rFonts w:hint="eastAsia" w:ascii="微软雅黑" w:hAnsi="微软雅黑" w:eastAsia="微软雅黑" w:cs="微软雅黑"/>
           <w:sz w:val="52"/>
           <w:szCs w:val="52"/>
           <w:lang w:val="zh-CN" w:eastAsia="zh-CN" w:bidi="zh-CN"/>
@@ -175,7 +159,7 @@
         <w:spacing w:after="160" w:line="300" w:lineRule="exact"/>
         <w:jc w:val="center"/>
         <w:rPr>
-          <w:rFonts w:ascii="微软雅黑" w:hAnsi="微软雅黑" w:eastAsia="微软雅黑" w:cs="微软雅黑"/>
+          <w:rFonts w:hint="eastAsia" w:ascii="微软雅黑" w:hAnsi="微软雅黑" w:eastAsia="微软雅黑" w:cs="微软雅黑"/>
           <w:sz w:val="52"/>
           <w:szCs w:val="52"/>
           <w:lang w:val="zh-CN" w:eastAsia="zh-CN" w:bidi="zh-CN"/>
@@ -189,7 +173,7 @@
         <w:spacing w:after="160" w:line="300" w:lineRule="exact"/>
         <w:jc w:val="center"/>
         <w:rPr>
-          <w:rFonts w:ascii="微软雅黑" w:hAnsi="微软雅黑" w:eastAsia="微软雅黑" w:cs="微软雅黑"/>
+          <w:rFonts w:hint="eastAsia" w:ascii="微软雅黑" w:hAnsi="微软雅黑" w:eastAsia="微软雅黑" w:cs="微软雅黑"/>
           <w:sz w:val="52"/>
           <w:szCs w:val="52"/>
           <w:lang w:val="zh-CN" w:eastAsia="zh-CN" w:bidi="zh-CN"/>
@@ -203,7 +187,7 @@
         <w:spacing w:after="160" w:line="300" w:lineRule="exact"/>
         <w:jc w:val="center"/>
         <w:rPr>
-          <w:rFonts w:ascii="微软雅黑" w:hAnsi="微软雅黑" w:eastAsia="微软雅黑" w:cs="微软雅黑"/>
+          <w:rFonts w:hint="eastAsia" w:ascii="微软雅黑" w:hAnsi="微软雅黑" w:eastAsia="微软雅黑" w:cs="微软雅黑"/>
           <w:sz w:val="52"/>
           <w:szCs w:val="52"/>
           <w:lang w:val="zh-CN" w:eastAsia="zh-CN" w:bidi="zh-CN"/>
@@ -217,7 +201,7 @@
         <w:spacing w:after="160" w:line="300" w:lineRule="exact"/>
         <w:jc w:val="center"/>
         <w:rPr>
-          <w:rFonts w:ascii="微软雅黑" w:hAnsi="微软雅黑" w:eastAsia="微软雅黑" w:cs="微软雅黑"/>
+          <w:rFonts w:hint="eastAsia" w:ascii="微软雅黑" w:hAnsi="微软雅黑" w:eastAsia="微软雅黑" w:cs="微软雅黑"/>
           <w:sz w:val="52"/>
           <w:szCs w:val="52"/>
           <w:lang w:val="zh-CN" w:eastAsia="zh-CN" w:bidi="zh-CN"/>
@@ -231,23 +215,23 @@
         <w:spacing w:after="160" w:line="259" w:lineRule="auto"/>
         <w:jc w:val="center"/>
         <w:rPr>
-          <w:rFonts w:ascii="微软雅黑" w:hAnsi="微软雅黑" w:eastAsia="微软雅黑" w:cs="微软雅黑"/>
-          <w:sz w:val="52"/>
-          <w:szCs w:val="52"/>
-          <w:lang w:val="zh-CN" w:eastAsia="zh-CN" w:bidi="zh-CN"/>
-        </w:rPr>
-      </w:pPr>
-      <w:r>
-        <w:rPr>
           <w:rFonts w:hint="eastAsia" w:ascii="微软雅黑" w:hAnsi="微软雅黑" w:eastAsia="微软雅黑" w:cs="微软雅黑"/>
           <w:sz w:val="52"/>
           <w:szCs w:val="52"/>
           <w:lang w:val="zh-CN" w:eastAsia="zh-CN" w:bidi="zh-CN"/>
         </w:rPr>
+      </w:pPr>
+      <w:r>
+        <w:rPr>
+          <w:rFonts w:hint="eastAsia" w:ascii="微软雅黑" w:hAnsi="微软雅黑" w:eastAsia="微软雅黑" w:cs="微软雅黑"/>
+          <w:sz w:val="52"/>
+          <w:szCs w:val="52"/>
+          <w:lang w:val="zh-CN" w:eastAsia="zh-CN" w:bidi="zh-CN"/>
+        </w:rPr>
         <w:drawing>
           <wp:inline distT="0" distB="0" distL="0" distR="0">
             <wp:extent cx="1795780" cy="1768475"/>
-            <wp:effectExtent l="0" t="0" r="4445" b="3175"/>
+            <wp:effectExtent l="0" t="0" r="2540" b="14605"/>
             <wp:docPr id="1001" name="图片 1"/>
             <wp:cNvGraphicFramePr>
               <a:graphicFrameLocks xmlns:a="http://schemas.openxmlformats.org/drawingml/2006/main" noChangeAspect="1"/>
@@ -262,7 +246,7 @@
                     </pic:cNvPicPr>
                   </pic:nvPicPr>
                   <pic:blipFill>
-                    <a:blip r:embed="rId8"/>
+                    <a:blip r:embed="rId10"/>
                     <a:stretch>
                       <a:fillRect/>
                     </a:stretch>
@@ -290,7 +274,7 @@
         <w:spacing w:after="160" w:line="300" w:lineRule="exact"/>
         <w:jc w:val="center"/>
         <w:rPr>
-          <w:rFonts w:ascii="微软雅黑" w:hAnsi="微软雅黑" w:eastAsia="微软雅黑" w:cs="微软雅黑"/>
+          <w:rFonts w:hint="eastAsia" w:ascii="微软雅黑" w:hAnsi="微软雅黑" w:eastAsia="微软雅黑" w:cs="微软雅黑"/>
           <w:sz w:val="52"/>
           <w:szCs w:val="52"/>
           <w:lang w:val="zh-CN" w:eastAsia="zh-CN" w:bidi="zh-CN"/>
@@ -304,7 +288,7 @@
         <w:spacing w:after="160" w:line="300" w:lineRule="exact"/>
         <w:jc w:val="center"/>
         <w:rPr>
-          <w:rFonts w:ascii="微软雅黑" w:hAnsi="微软雅黑" w:eastAsia="微软雅黑" w:cs="微软雅黑"/>
+          <w:rFonts w:hint="eastAsia" w:ascii="微软雅黑" w:hAnsi="微软雅黑" w:eastAsia="微软雅黑" w:cs="微软雅黑"/>
           <w:sz w:val="52"/>
           <w:szCs w:val="52"/>
           <w:lang w:val="zh-CN" w:eastAsia="zh-CN" w:bidi="zh-CN"/>
@@ -318,7 +302,7 @@
         <w:spacing w:after="160" w:line="300" w:lineRule="exact"/>
         <w:jc w:val="center"/>
         <w:rPr>
-          <w:rFonts w:ascii="微软雅黑" w:hAnsi="微软雅黑" w:eastAsia="微软雅黑" w:cs="微软雅黑"/>
+          <w:rFonts w:hint="eastAsia" w:ascii="微软雅黑" w:hAnsi="微软雅黑" w:eastAsia="微软雅黑" w:cs="微软雅黑"/>
           <w:sz w:val="52"/>
           <w:szCs w:val="52"/>
           <w:lang w:val="zh-CN" w:eastAsia="zh-CN" w:bidi="zh-CN"/>
@@ -332,7 +316,7 @@
         <w:spacing w:after="160" w:line="300" w:lineRule="exact"/>
         <w:jc w:val="center"/>
         <w:rPr>
-          <w:rFonts w:ascii="微软雅黑" w:hAnsi="微软雅黑" w:eastAsia="微软雅黑" w:cs="微软雅黑"/>
+          <w:rFonts w:hint="eastAsia" w:ascii="微软雅黑" w:hAnsi="微软雅黑" w:eastAsia="微软雅黑" w:cs="微软雅黑"/>
           <w:sz w:val="52"/>
           <w:szCs w:val="52"/>
           <w:lang w:val="zh-CN" w:eastAsia="zh-CN" w:bidi="zh-CN"/>
@@ -346,21 +330,7 @@
         <w:spacing w:after="160" w:line="300" w:lineRule="exact"/>
         <w:jc w:val="center"/>
         <w:rPr>
-          <w:rFonts w:ascii="微软雅黑" w:hAnsi="微软雅黑" w:eastAsia="微软雅黑" w:cs="微软雅黑"/>
-          <w:sz w:val="52"/>
-          <w:szCs w:val="52"/>
-          <w:lang w:val="zh-CN" w:eastAsia="zh-CN" w:bidi="zh-CN"/>
-        </w:rPr>
-      </w:pPr>
-    </w:p>
-    <w:p>
-      <w:pPr>
-        <w:autoSpaceDE w:val="0"/>
-        <w:autoSpaceDN w:val="0"/>
-        <w:spacing w:after="160" w:line="300" w:lineRule="exact"/>
-        <w:jc w:val="both"/>
-        <w:rPr>
-          <w:rFonts w:ascii="微软雅黑" w:hAnsi="微软雅黑" w:eastAsia="微软雅黑" w:cs="微软雅黑"/>
+          <w:rFonts w:hint="eastAsia" w:ascii="微软雅黑" w:hAnsi="微软雅黑" w:eastAsia="微软雅黑" w:cs="微软雅黑"/>
           <w:sz w:val="52"/>
           <w:szCs w:val="52"/>
           <w:lang w:val="zh-CN" w:eastAsia="zh-CN" w:bidi="zh-CN"/>
@@ -374,7 +344,7 @@
         <w:spacing w:after="160" w:line="300" w:lineRule="exact"/>
         <w:jc w:val="center"/>
         <w:rPr>
-          <w:rFonts w:ascii="微软雅黑" w:hAnsi="微软雅黑" w:eastAsia="微软雅黑" w:cs="微软雅黑"/>
+          <w:rFonts w:hint="eastAsia" w:ascii="微软雅黑" w:hAnsi="微软雅黑" w:eastAsia="微软雅黑" w:cs="微软雅黑"/>
           <w:sz w:val="52"/>
           <w:szCs w:val="52"/>
           <w:lang w:val="zh-CN" w:eastAsia="zh-CN" w:bidi="zh-CN"/>
@@ -388,6 +358,32 @@
         <w:spacing w:after="160" w:line="300" w:lineRule="exact"/>
         <w:jc w:val="center"/>
         <w:rPr>
+          <w:rFonts w:hint="eastAsia" w:ascii="微软雅黑" w:hAnsi="微软雅黑" w:eastAsia="微软雅黑" w:cs="微软雅黑"/>
+          <w:sz w:val="52"/>
+          <w:szCs w:val="52"/>
+          <w:lang w:val="zh-CN" w:eastAsia="zh-CN" w:bidi="zh-CN"/>
+        </w:rPr>
+      </w:pPr>
+    </w:p>
+    <w:p>
+      <w:pPr>
+        <w:keepNext w:val="0"/>
+        <w:keepLines w:val="0"/>
+        <w:pageBreakBefore w:val="0"/>
+        <w:widowControl w:val="0"/>
+        <w:kinsoku/>
+        <w:wordWrap/>
+        <w:overflowPunct/>
+        <w:topLinePunct w:val="0"/>
+        <w:autoSpaceDE w:val="0"/>
+        <w:autoSpaceDN w:val="0"/>
+        <w:bidi w:val="0"/>
+        <w:adjustRightInd/>
+        <w:snapToGrid/>
+        <w:spacing w:after="0" w:line="500" w:lineRule="exact"/>
+        <w:jc w:val="center"/>
+        <w:textAlignment w:val="auto"/>
+        <w:rPr>
           <w:rFonts w:ascii="微软雅黑" w:hAnsi="微软雅黑" w:eastAsia="微软雅黑" w:cs="微软雅黑"/>
           <w:sz w:val="52"/>
           <w:szCs w:val="52"/>
@@ -397,55 +393,14 @@
       <w:r>
         <w:rPr>
           <w:rFonts w:hint="eastAsia" w:ascii="微软雅黑" w:hAnsi="微软雅黑" w:eastAsia="微软雅黑" w:cs="微软雅黑"/>
-          <w:sz w:val="52"/>
-          <w:szCs w:val="52"/>
-          <w:lang w:val="zh-CN" w:eastAsia="zh-CN" w:bidi="zh-CN"/>
-        </w:rPr>
-        <w:drawing>
-          <wp:anchor distT="0" distB="0" distL="0" distR="0" simplePos="0" relativeHeight="251661312" behindDoc="0" locked="0" layoutInCell="1" allowOverlap="1">
-            <wp:simplePos x="0" y="0"/>
-            <wp:positionH relativeFrom="page">
-              <wp:posOffset>2447925</wp:posOffset>
-            </wp:positionH>
-            <wp:positionV relativeFrom="paragraph">
-              <wp:posOffset>-114935</wp:posOffset>
-            </wp:positionV>
-            <wp:extent cx="2667000" cy="257175"/>
-            <wp:effectExtent l="0" t="0" r="0" b="0"/>
-            <wp:wrapSquare wrapText="bothSides"/>
-            <wp:docPr id="1002" name="图片 2" descr="C:\Users\AKM\AppData\Local\Temp\WeChat Files\367694529308565703.png"/>
-            <wp:cNvGraphicFramePr>
-              <a:graphicFrameLocks xmlns:a="http://schemas.openxmlformats.org/drawingml/2006/main" noChangeAspect="1"/>
-            </wp:cNvGraphicFramePr>
-            <a:graphic xmlns:a="http://schemas.openxmlformats.org/drawingml/2006/main">
-              <a:graphicData uri="http://schemas.openxmlformats.org/drawingml/2006/picture">
-                <pic:pic xmlns:pic="http://schemas.openxmlformats.org/drawingml/2006/picture">
-                  <pic:nvPicPr>
-                    <pic:cNvPr id="1002" name="图片 2" descr="C:\Users\AKM\AppData\Local\Temp\WeChat Files\367694529308565703.png"/>
-                    <pic:cNvPicPr>
-                      <a:picLocks noChangeAspect="1" noChangeArrowheads="1"/>
-                    </pic:cNvPicPr>
-                  </pic:nvPicPr>
-                  <pic:blipFill>
-                    <a:blip r:embed="rId9"/>
-                    <a:stretch>
-                      <a:fillRect/>
-                    </a:stretch>
-                  </pic:blipFill>
-                  <pic:spPr>
-                    <a:xfrm>
-                      <a:off x="0" y="0"/>
-                      <a:ext cx="2667000" cy="257175"/>
-                    </a:xfrm>
-                    <a:prstGeom prst="rect">
-                      <a:avLst/>
-                    </a:prstGeom>
-                  </pic:spPr>
-                </pic:pic>
-              </a:graphicData>
-            </a:graphic>
-          </wp:anchor>
-        </w:drawing>
+          <w:b/>
+          <w:bCs/>
+          <w:color w:val="2AAFCB"/>
+          <w:sz w:val="44"/>
+          <w:szCs w:val="44"/>
+          <w:lang w:val="en-US" w:eastAsia="zh-CN" w:bidi="zh-CN"/>
+        </w:rPr>
+        <w:t>阿克曼病理</w:t>
       </w:r>
     </w:p>
     <w:p>
@@ -469,155 +424,38 @@
         <w:t>{{ reportdate2 }}</w:t>
       </w:r>
     </w:p>
-    <w:bookmarkEnd w:id="0"/>
-    <w:bookmarkEnd w:id="1"/>
     <w:p>
       <w:pPr>
-        <w:jc w:val="left"/>
-        <w:rPr>
-          <w:rFonts w:hint="eastAsia" w:ascii="Times New Roman" w:hAnsi="Times New Roman" w:eastAsia="微软雅黑" w:cs="Times New Roman"/>
-          <w:b/>
-          <w:color w:val="3DA6BB"/>
-          <w:sz w:val="48"/>
-          <w:szCs w:val="48"/>
-          <w:lang w:val="en-US" w:eastAsia="zh-CN"/>
-          <w14:glow w14:rad="0">
-            <w14:srgbClr w14:val="000000"/>
-          </w14:glow>
-          <w14:shadow w14:blurRad="38100" w14:dist="19050" w14:dir="2700000" w14:sx="100000" w14:sy="100000" w14:kx="0" w14:ky="0" w14:algn="tl">
-            <w14:schemeClr w14:val="dk1">
-              <w14:alpha w14:val="60000"/>
-            </w14:schemeClr>
-          </w14:shadow>
-          <w14:reflection w14:blurRad="0" w14:stA="0" w14:stPos="0" w14:endA="0" w14:endPos="0" w14:dist="0" w14:dir="0" w14:fadeDir="0" w14:sx="0" w14:sy="0" w14:kx="0" w14:ky="0" w14:algn="none"/>
-          <w14:props3d w14:extrusionH="0" w14:contourW="0" w14:prstMaterial="clear"/>
+        <w:tabs>
+          <w:tab w:val="left" w:pos="6082"/>
+          <w:tab w:val="left" w:pos="6324"/>
+          <w:tab w:val="left" w:pos="9183"/>
+        </w:tabs>
+        <w:spacing w:before="411" w:line="308" w:lineRule="auto"/>
+        <w:ind w:right="2699"/>
+        <w:jc w:val="both"/>
+        <w:rPr>
+          <w:sz w:val="30"/>
+          <w:u w:val="single"/>
+          <w:lang w:eastAsia="zh-CN"/>
         </w:rPr>
         <w:sectPr>
+          <w:headerReference r:id="rId3" w:type="default"/>
+          <w:footerReference r:id="rId4" w:type="default"/>
           <w:pgSz w:w="11911" w:h="16838"/>
-          <w:pgMar w:top="1037" w:right="1020" w:bottom="981" w:left="1020" w:header="720" w:footer="720" w:gutter="0"/>
+          <w:pgMar w:top="1037" w:right="1020" w:bottom="981" w:left="1020" w:header="567" w:footer="567" w:gutter="0"/>
           <w:pgBorders>
             <w:top w:val="none" w:sz="0" w:space="0"/>
             <w:left w:val="none" w:sz="0" w:space="0"/>
             <w:bottom w:val="none" w:sz="0" w:space="0"/>
             <w:right w:val="none" w:sz="0" w:space="0"/>
           </w:pgBorders>
-          <w:pgNumType w:fmt="decimal" w:start="1"/>
+          <w:pgNumType w:start="1"/>
           <w:cols w:space="0" w:num="1"/>
           <w:rtlGutter w:val="0"/>
           <w:docGrid w:linePitch="0" w:charSpace="0"/>
         </w:sectPr>
       </w:pPr>
-      <w:r>
-        <w:rPr>
-          <w:rFonts w:hint="eastAsia" w:ascii="Times New Roman" w:hAnsi="Times New Roman" w:eastAsia="微软雅黑" w:cs="Times New Roman"/>
-          <w:b/>
-          <w:color w:val="3DA6BB"/>
-          <w:sz w:val="48"/>
-          <w:szCs w:val="48"/>
-          <w:lang w:val="en-US" w:eastAsia="zh-CN"/>
-          <w14:glow w14:rad="0">
-            <w14:srgbClr w14:val="000000"/>
-          </w14:glow>
-          <w14:shadow w14:blurRad="38100" w14:dist="19050" w14:dir="2700000" w14:sx="100000" w14:sy="100000" w14:kx="0" w14:ky="0" w14:algn="tl">
-            <w14:schemeClr w14:val="dk1">
-              <w14:alpha w14:val="60000"/>
-            </w14:schemeClr>
-          </w14:shadow>
-          <w14:reflection w14:blurRad="0" w14:stA="0" w14:stPos="0" w14:endA="0" w14:endPos="0" w14:dist="0" w14:dir="0" w14:fadeDir="0" w14:sx="0" w14:sy="0" w14:kx="0" w14:ky="0" w14:algn="none"/>
-          <w14:props3d w14:extrusionH="0" w14:contourW="0" w14:prstMaterial="clear"/>
-        </w:rPr>
-        <mc:AlternateContent>
-          <mc:Choice Requires="wps">
-            <w:drawing>
-              <wp:anchor distT="0" distB="0" distL="114300" distR="114300" simplePos="0" relativeHeight="251660288" behindDoc="0" locked="0" layoutInCell="1" allowOverlap="1">
-                <wp:simplePos x="0" y="0"/>
-                <wp:positionH relativeFrom="column">
-                  <wp:posOffset>511175</wp:posOffset>
-                </wp:positionH>
-                <wp:positionV relativeFrom="paragraph">
-                  <wp:posOffset>7711440</wp:posOffset>
-                </wp:positionV>
-                <wp:extent cx="6581775" cy="2200910"/>
-                <wp:effectExtent l="0" t="0" r="0" b="0"/>
-                <wp:wrapNone/>
-                <wp:docPr id="2" name="文本框 2"/>
-                <wp:cNvGraphicFramePr/>
-                <a:graphic xmlns:a="http://schemas.openxmlformats.org/drawingml/2006/main">
-                  <a:graphicData uri="http://schemas.microsoft.com/office/word/2010/wordprocessingShape">
-                    <wps:wsp>
-                      <wps:cNvSpPr txBox="1"/>
-                      <wps:spPr>
-                        <a:xfrm>
-                          <a:off x="0" y="0"/>
-                          <a:ext cx="6581775" cy="2200910"/>
-                        </a:xfrm>
-                        <a:prstGeom prst="rect">
-                          <a:avLst/>
-                        </a:prstGeom>
-                        <a:noFill/>
-                        <a:ln w="6350">
-                          <a:noFill/>
-                        </a:ln>
-                      </wps:spPr>
-                      <wps:style>
-                        <a:lnRef idx="0">
-                          <a:schemeClr val="accent1"/>
-                        </a:lnRef>
-                        <a:fillRef idx="0">
-                          <a:schemeClr val="accent1"/>
-                        </a:fillRef>
-                        <a:effectRef idx="0">
-                          <a:schemeClr val="accent1"/>
-                        </a:effectRef>
-                        <a:fontRef idx="minor">
-                          <a:schemeClr val="dk1"/>
-                        </a:fontRef>
-                      </wps:style>
-                      <wps:txbx>
-                        <w:txbxContent>
-                          <w:p>
-                            <w:pPr>
-                              <w:rPr>
-                                <w:rFonts w:hint="eastAsia"/>
-                                <w:lang w:eastAsia="zh-CN"/>
-                              </w:rPr>
-                            </w:pPr>
-                          </w:p>
-                        </w:txbxContent>
-                      </wps:txbx>
-                      <wps:bodyPr rot="0" spcFirstLastPara="0" vertOverflow="overflow" horzOverflow="overflow" vert="horz" wrap="square" lIns="91440" tIns="45720" rIns="91440" bIns="45720" numCol="1" spcCol="0" rtlCol="0" fromWordArt="0" anchor="t" anchorCtr="0" forceAA="0" compatLnSpc="1">
-                        <a:noAutofit/>
-                      </wps:bodyPr>
-                    </wps:wsp>
-                  </a:graphicData>
-                </a:graphic>
-              </wp:anchor>
-            </w:drawing>
-          </mc:Choice>
-          <mc:Fallback>
-            <w:pict>
-              <v:shape id="_x0000_s1026" o:spid="_x0000_s1026" o:spt="202" type="#_x0000_t202" style="position:absolute;left:0pt;margin-left:40.25pt;margin-top:607.2pt;height:173.3pt;width:518.25pt;z-index:251660288;mso-width-relative:page;mso-height-relative:page;" filled="f" stroked="f" coordsize="21600,21600" o:gfxdata="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">
-                <v:fill on="f" focussize="0,0"/>
-                <v:stroke on="f" weight="0.5pt"/>
-                <v:imagedata o:title=""/>
-                <o:lock v:ext="edit" aspectratio="f"/>
-                <v:textbox>
-                  <w:txbxContent>
-                    <w:p>
-                      <w:pPr>
-                        <w:rPr>
-                          <w:rFonts w:hint="eastAsia"/>
-                          <w:lang w:eastAsia="zh-CN"/>
-                        </w:rPr>
-                      </w:pPr>
-                    </w:p>
-                  </w:txbxContent>
-                </v:textbox>
-              </v:shape>
-            </w:pict>
-          </mc:Fallback>
-        </mc:AlternateContent>
-      </w:r>
     </w:p>
     <w:p>
       <w:pPr>
@@ -3501,8 +3339,8 @@
           </w14:shadow>
         </w:rPr>
         <w:sectPr>
-          <w:headerReference r:id="rId3" w:type="default"/>
-          <w:footerReference r:id="rId4" w:type="default"/>
+          <w:headerReference r:id="rId5" w:type="default"/>
+          <w:footerReference r:id="rId6" w:type="default"/>
           <w:pgSz w:w="11911" w:h="16838"/>
           <w:pgMar w:top="1037" w:right="1020" w:bottom="981" w:left="1020" w:header="680" w:footer="680" w:gutter="0"/>
           <w:pgBorders>
@@ -3517,14 +3355,14 @@
           <w:docGrid w:linePitch="299" w:charSpace="0"/>
         </w:sectPr>
       </w:pPr>
-      <w:bookmarkStart w:id="2" w:name="_Toc24397"/>
+      <w:bookmarkStart w:id="2" w:name="_Toc21009_WPSOffice_Level1"/>
       <w:bookmarkStart w:id="3" w:name="_Toc32054"/>
-      <w:bookmarkStart w:id="4" w:name="_Toc30143_WPSOffice_Level1"/>
-      <w:bookmarkStart w:id="5" w:name="_Toc21669"/>
-      <w:bookmarkStart w:id="6" w:name="_Toc13806"/>
+      <w:bookmarkStart w:id="4" w:name="_Toc21669"/>
+      <w:bookmarkStart w:id="5" w:name="_Toc24397"/>
+      <w:bookmarkStart w:id="6" w:name="_Toc27500"/>
       <w:bookmarkStart w:id="7" w:name="_Toc24178_WPSOffice_Level1"/>
-      <w:bookmarkStart w:id="8" w:name="_Toc21009_WPSOffice_Level1"/>
-      <w:bookmarkStart w:id="9" w:name="_Toc27500"/>
+      <w:bookmarkStart w:id="8" w:name="_Toc13806"/>
+      <w:bookmarkStart w:id="9" w:name="_Toc30143_WPSOffice_Level1"/>
     </w:p>
     <w:p>
       <w:pPr>
@@ -4418,14 +4256,14 @@
           </w14:shadow>
         </w:rPr>
       </w:pPr>
-      <w:bookmarkStart w:id="11" w:name="_Toc342"/>
-      <w:bookmarkStart w:id="12" w:name="_Toc11015_WPSOffice_Level1"/>
-      <w:bookmarkStart w:id="13" w:name="_Toc11465"/>
-      <w:bookmarkStart w:id="14" w:name="_Toc19594"/>
-      <w:bookmarkStart w:id="15" w:name="_Toc18062_WPSOffice_Level1"/>
-      <w:bookmarkStart w:id="16" w:name="_Toc7021_WPSOffice_Level1"/>
+      <w:bookmarkStart w:id="11" w:name="_Toc11465"/>
+      <w:bookmarkStart w:id="12" w:name="_Toc10518"/>
+      <w:bookmarkStart w:id="13" w:name="_Toc19594"/>
+      <w:bookmarkStart w:id="14" w:name="_Toc342"/>
+      <w:bookmarkStart w:id="15" w:name="_Toc11015_WPSOffice_Level1"/>
+      <w:bookmarkStart w:id="16" w:name="_Toc18062_WPSOffice_Level1"/>
       <w:bookmarkStart w:id="17" w:name="_Toc17451"/>
-      <w:bookmarkStart w:id="18" w:name="_Toc10518"/>
+      <w:bookmarkStart w:id="18" w:name="_Toc7021_WPSOffice_Level1"/>
       <w:bookmarkStart w:id="19" w:name="_Toc3823"/>
       <w:r>
         <w:rPr>
@@ -5125,12 +4963,12 @@
         </w:rPr>
       </w:pPr>
       <w:bookmarkStart w:id="22" w:name="_Toc23369_WPSOffice_Level1"/>
-      <w:bookmarkStart w:id="23" w:name="_Toc25920"/>
+      <w:bookmarkStart w:id="23" w:name="_Toc18058"/>
       <w:bookmarkStart w:id="24" w:name="_Toc4088"/>
       <w:bookmarkStart w:id="25" w:name="_Toc3871"/>
-      <w:bookmarkStart w:id="26" w:name="_Toc6221_WPSOffice_Level1"/>
-      <w:bookmarkStart w:id="27" w:name="_Toc1410"/>
-      <w:bookmarkStart w:id="28" w:name="_Toc18058"/>
+      <w:bookmarkStart w:id="26" w:name="_Toc25920"/>
+      <w:bookmarkStart w:id="27" w:name="_Toc6221_WPSOffice_Level1"/>
+      <w:bookmarkStart w:id="28" w:name="_Toc1410"/>
       <w:bookmarkStart w:id="29" w:name="_Toc19651"/>
       <w:r>
         <w:rPr>
@@ -5201,9 +5039,9 @@
         </w:rPr>
       </w:pPr>
       <w:bookmarkStart w:id="30" w:name="_Toc26045"/>
-      <w:bookmarkStart w:id="31" w:name="_Toc23973"/>
-      <w:bookmarkStart w:id="32" w:name="_Toc149837254"/>
-      <w:bookmarkStart w:id="33" w:name="_Toc15649"/>
+      <w:bookmarkStart w:id="31" w:name="_Toc15649"/>
+      <w:bookmarkStart w:id="32" w:name="_Toc23973"/>
+      <w:bookmarkStart w:id="33" w:name="_Toc149837254"/>
       <w:bookmarkStart w:id="34" w:name="_Toc13550"/>
       <w:r>
         <w:rPr>
@@ -5253,14 +5091,6 @@
       </w:tblGrid>
       <w:tr>
         <w:tblPrEx>
-          <w:tblBorders>
-            <w:top w:val="single" w:color="BEBEBE" w:sz="4" w:space="0"/>
-            <w:left w:val="single" w:color="BEBEBE" w:sz="4" w:space="0"/>
-            <w:bottom w:val="single" w:color="BEBEBE" w:sz="4" w:space="0"/>
-            <w:right w:val="single" w:color="BEBEBE" w:sz="4" w:space="0"/>
-            <w:insideH w:val="single" w:color="BEBEBE" w:sz="4" w:space="0"/>
-            <w:insideV w:val="single" w:color="BEBEBE" w:sz="4" w:space="0"/>
-          </w:tblBorders>
           <w:tblCellMar>
             <w:top w:w="0" w:type="dxa"/>
             <w:left w:w="0" w:type="dxa"/>
@@ -10088,7 +9918,7 @@
         <mc:AlternateContent>
           <mc:Choice Requires="wpg">
             <w:drawing>
-              <wp:anchor distT="0" distB="0" distL="114300" distR="114300" simplePos="0" relativeHeight="251663360" behindDoc="0" locked="0" layoutInCell="1" allowOverlap="1">
+              <wp:anchor distT="0" distB="0" distL="114300" distR="114300" simplePos="0" relativeHeight="251660288" behindDoc="0" locked="0" layoutInCell="1" allowOverlap="1">
                 <wp:simplePos x="0" y="0"/>
                 <wp:positionH relativeFrom="column">
                   <wp:posOffset>2782570</wp:posOffset>
@@ -10121,7 +9951,7 @@
                           </pic:cNvPicPr>
                         </pic:nvPicPr>
                         <pic:blipFill>
-                          <a:blip r:embed="rId10">
+                          <a:blip r:embed="rId11">
                             <a:clrChange>
                               <a:clrFrom>
                                 <a:srgbClr val="FFFFFF">
@@ -10159,7 +9989,7 @@
                           </pic:cNvPicPr>
                         </pic:nvPicPr>
                         <pic:blipFill>
-                          <a:blip r:embed="rId11">
+                          <a:blip r:embed="rId12">
                             <a:clrChange>
                               <a:clrFrom>
                                 <a:srgbClr val="FFFFFF">
@@ -10196,18 +10026,18 @@
           </mc:Choice>
           <mc:Fallback>
             <w:pict>
-              <v:group id="_x0000_s1026" o:spid="_x0000_s1026" o:spt="203" style="position:absolute;left:0pt;margin-left:219.1pt;margin-top:4.1pt;height:35.65pt;width:215.4pt;z-index:251663360;mso-width-relative:page;mso-height-relative:page;" coordorigin="19211,19395" coordsize="4308,713" o:gfxdata="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">
+              <v:group id="_x0000_s1026" o:spid="_x0000_s1026" o:spt="203" style="position:absolute;left:0pt;margin-left:219.1pt;margin-top:4.1pt;height:35.65pt;width:215.4pt;z-index:251660288;mso-width-relative:page;mso-height-relative:page;" coordorigin="19211,19395" coordsize="4308,713" o:gfxdata="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">
                 <o:lock v:ext="edit" aspectratio="f"/>
                 <v:shape id="图片 6" o:spid="_x0000_s1026" o:spt="75" alt="蔡冬雪" type="#_x0000_t75" style="position:absolute;left:19211;top:19491;height:566;width:1261;" filled="f" o:preferrelative="t" stroked="f" coordsize="21600,21600" o:gfxdata="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">
                   <v:fill on="f" focussize="0,0"/>
                   <v:stroke on="f"/>
-                  <v:imagedata r:id="rId10" cropleft="12226f" croptop="21838f" cropright="12384f" cropbottom="17497f" chromakey="#FFFFFF" o:title=""/>
+                  <v:imagedata r:id="rId11" cropleft="12226f" croptop="21838f" cropright="12384f" cropbottom="17497f" chromakey="#FFFFFF" o:title=""/>
                   <o:lock v:ext="edit" aspectratio="t"/>
                 </v:shape>
                 <v:shape id="图片 4" o:spid="_x0000_s1026" o:spt="75" alt="王建丽" type="#_x0000_t75" style="position:absolute;left:22261;top:19395;height:713;width:1258;" filled="f" o:preferrelative="t" stroked="f" coordsize="21600,21600" o:gfxdata="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">
                   <v:fill on="f" focussize="0,0"/>
                   <v:stroke on="f"/>
-                  <v:imagedata r:id="rId11" chromakey="#FFFFFF" o:title=""/>
+                  <v:imagedata r:id="rId12" chromakey="#FFFFFF" o:title=""/>
                   <o:lock v:ext="edit" aspectratio="t"/>
                 </v:shape>
               </v:group>
@@ -10600,7 +10430,7 @@
         <mc:AlternateContent>
           <mc:Choice Requires="wpg">
             <w:drawing>
-              <wp:anchor distT="0" distB="0" distL="114300" distR="114300" simplePos="0" relativeHeight="251664384" behindDoc="0" locked="0" layoutInCell="1" allowOverlap="1">
+              <wp:anchor distT="0" distB="0" distL="114300" distR="114300" simplePos="0" relativeHeight="251661312" behindDoc="0" locked="0" layoutInCell="1" allowOverlap="1">
                 <wp:simplePos x="0" y="0"/>
                 <wp:positionH relativeFrom="column">
                   <wp:posOffset>2774950</wp:posOffset>
@@ -10633,7 +10463,7 @@
                           </pic:cNvPicPr>
                         </pic:nvPicPr>
                         <pic:blipFill>
-                          <a:blip r:embed="rId12">
+                          <a:blip r:embed="rId13">
                             <a:clrChange>
                               <a:clrFrom>
                                 <a:srgbClr val="FFFFFF">
@@ -10675,7 +10505,7 @@
                           </pic:cNvPicPr>
                         </pic:nvPicPr>
                         <pic:blipFill>
-                          <a:blip r:embed="rId11">
+                          <a:blip r:embed="rId12">
                             <a:clrChange>
                               <a:clrFrom>
                                 <a:srgbClr val="FFFFFF">
@@ -10712,18 +10542,18 @@
           </mc:Choice>
           <mc:Fallback>
             <w:pict>
-              <v:group id="_x0000_s1026" o:spid="_x0000_s1026" o:spt="203" style="position:absolute;left:0pt;margin-left:218.5pt;margin-top:6pt;height:45.05pt;width:230.5pt;z-index:251664384;mso-width-relative:page;mso-height-relative:page;" coordorigin="19199,21203" coordsize="4610,901" o:gfxdata="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">
+              <v:group id="_x0000_s1026" o:spid="_x0000_s1026" o:spt="203" style="position:absolute;left:0pt;margin-left:218.5pt;margin-top:6pt;height:45.05pt;width:230.5pt;z-index:251661312;mso-width-relative:page;mso-height-relative:page;" coordorigin="19199,21203" coordsize="4610,901" o:gfxdata="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">
                 <o:lock v:ext="edit" aspectratio="f"/>
                 <v:shape id="图片 1" o:spid="_x0000_s1026" o:spt="75" type="#_x0000_t75" style="position:absolute;left:19199;top:21203;height:901;width:1672;" filled="f" o:preferrelative="t" stroked="f" coordsize="21600,21600" o:gfxdata="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">
                   <v:fill on="f" focussize="0,0"/>
                   <v:stroke on="f"/>
-                  <v:imagedata r:id="rId12" cropleft="7158f" croptop="7646f" chromakey="#FFFFFF" o:title=""/>
+                  <v:imagedata r:id="rId13" cropleft="7158f" croptop="7646f" chromakey="#FFFFFF" o:title=""/>
                   <o:lock v:ext="edit" aspectratio="t"/>
                 </v:shape>
                 <v:shape id="图片 11" o:spid="_x0000_s1026" o:spt="75" alt="王建丽" type="#_x0000_t75" style="position:absolute;left:22321;top:21215;height:842;width:1488;" filled="f" o:preferrelative="t" stroked="f" coordsize="21600,21600" o:gfxdata="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">
                   <v:fill on="f" focussize="0,0"/>
                   <v:stroke on="f"/>
-                  <v:imagedata r:id="rId11" chromakey="#FFFFFF" o:title=""/>
+                  <v:imagedata r:id="rId12" chromakey="#FFFFFF" o:title=""/>
                   <o:lock v:ext="edit" aspectratio="t"/>
                 </v:shape>
               </v:group>
@@ -11072,8 +10902,6 @@
         </w:rPr>
         <w:br w:type="page"/>
       </w:r>
-      <w:bookmarkStart w:id="128" w:name="_GoBack"/>
-      <w:bookmarkEnd w:id="128"/>
     </w:p>
     <w:p>
       <w:pPr>
@@ -11108,18 +10936,18 @@
         </w:rPr>
       </w:pPr>
       <w:bookmarkStart w:id="35" w:name="_Toc21059"/>
-      <w:bookmarkStart w:id="36" w:name="_Toc2028"/>
-      <w:bookmarkStart w:id="37" w:name="_Toc4402"/>
+      <w:bookmarkStart w:id="36" w:name="_Toc4402"/>
+      <w:bookmarkStart w:id="37" w:name="_Toc2028"/>
       <w:bookmarkStart w:id="38" w:name="_Toc25123"/>
-      <w:bookmarkStart w:id="39" w:name="_Toc149837255"/>
-      <w:bookmarkStart w:id="40" w:name="_Toc10112"/>
+      <w:bookmarkStart w:id="39" w:name="_Toc10112"/>
+      <w:bookmarkStart w:id="40" w:name="_Toc149837255"/>
       <w:bookmarkStart w:id="41" w:name="_Toc19184"/>
-      <w:bookmarkStart w:id="42" w:name="_Toc20136_WPSOffice_Level1"/>
+      <w:bookmarkStart w:id="42" w:name="_Toc12381"/>
       <w:bookmarkStart w:id="43" w:name="_Toc2781"/>
-      <w:bookmarkStart w:id="44" w:name="_Toc14062"/>
-      <w:bookmarkStart w:id="45" w:name="_Toc12381"/>
-      <w:bookmarkStart w:id="46" w:name="_Toc22132"/>
-      <w:bookmarkStart w:id="47" w:name="_Toc19898_WPSOffice_Level1"/>
+      <w:bookmarkStart w:id="44" w:name="_Toc19898_WPSOffice_Level1"/>
+      <w:bookmarkStart w:id="45" w:name="_Toc22132"/>
+      <w:bookmarkStart w:id="46" w:name="_Toc20136_WPSOffice_Level1"/>
+      <w:bookmarkStart w:id="47" w:name="_Toc14062"/>
       <w:r>
         <w:rPr>
           <w:rFonts w:hint="eastAsia" w:ascii="Times New Roman" w:hAnsi="Times New Roman"/>
@@ -12825,14 +12653,14 @@
           <w:sz w:val="30"/>
         </w:rPr>
       </w:pPr>
-      <w:bookmarkStart w:id="49" w:name="_Toc30265"/>
-      <w:bookmarkStart w:id="50" w:name="_Toc9088"/>
+      <w:bookmarkStart w:id="49" w:name="_Toc9088"/>
+      <w:bookmarkStart w:id="50" w:name="_Toc30265"/>
       <w:bookmarkStart w:id="51" w:name="_Toc18062_WPSOffice_Level2"/>
-      <w:bookmarkStart w:id="52" w:name="_Toc22976"/>
-      <w:bookmarkStart w:id="53" w:name="_Toc3596"/>
-      <w:bookmarkStart w:id="54" w:name="_Toc11015_WPSOffice_Level2"/>
-      <w:bookmarkStart w:id="55" w:name="_Toc23375"/>
-      <w:bookmarkStart w:id="56" w:name="_Toc24979"/>
+      <w:bookmarkStart w:id="52" w:name="_Toc24979"/>
+      <w:bookmarkStart w:id="53" w:name="_Toc22976"/>
+      <w:bookmarkStart w:id="54" w:name="_Toc3596"/>
+      <w:bookmarkStart w:id="55" w:name="_Toc11015_WPSOffice_Level2"/>
+      <w:bookmarkStart w:id="56" w:name="_Toc23375"/>
       <w:r>
         <w:rPr>
           <w:rFonts w:ascii="Times New Roman" w:hAnsi="Times New Roman"/>
@@ -17441,11 +17269,11 @@
       <w:bookmarkStart w:id="57" w:name="_Toc5598"/>
       <w:bookmarkStart w:id="58" w:name="_Toc32661"/>
       <w:bookmarkStart w:id="59" w:name="_Toc23846_WPSOffice_Level1"/>
-      <w:bookmarkStart w:id="60" w:name="_Toc28194"/>
-      <w:bookmarkStart w:id="61" w:name="_Toc4331_WPSOffice_Level1"/>
-      <w:bookmarkStart w:id="62" w:name="_Toc32443_WPSOffice_Level1"/>
+      <w:bookmarkStart w:id="60" w:name="_Toc32443_WPSOffice_Level1"/>
+      <w:bookmarkStart w:id="61" w:name="_Toc23903"/>
+      <w:bookmarkStart w:id="62" w:name="_Toc28194"/>
       <w:bookmarkStart w:id="63" w:name="_Toc25727"/>
-      <w:bookmarkStart w:id="64" w:name="_Toc23903"/>
+      <w:bookmarkStart w:id="64" w:name="_Toc4331_WPSOffice_Level1"/>
       <w:r>
         <w:rPr>
           <w:rFonts w:hint="eastAsia" w:ascii="Times New Roman" w:hAnsi="Times New Roman" w:eastAsia="微软雅黑" w:cs="Times New Roman"/>
@@ -17516,9 +17344,9 @@
         </w:rPr>
       </w:pPr>
       <w:bookmarkStart w:id="65" w:name="_Toc24796"/>
-      <w:bookmarkStart w:id="66" w:name="_Toc149837260"/>
-      <w:bookmarkStart w:id="67" w:name="_Toc29868"/>
-      <w:bookmarkStart w:id="68" w:name="_Toc10945"/>
+      <w:bookmarkStart w:id="66" w:name="_Toc29868"/>
+      <w:bookmarkStart w:id="67" w:name="_Toc10945"/>
+      <w:bookmarkStart w:id="68" w:name="_Toc149837260"/>
       <w:r>
         <w:rPr>
           <w:rFonts w:hint="eastAsia" w:ascii="Times New Roman" w:hAnsi="Times New Roman"/>
@@ -17570,12 +17398,6 @@
             <w:insideH w:val="single" w:color="BEBEBE" w:sz="4" w:space="0"/>
             <w:insideV w:val="single" w:color="BEBEBE" w:sz="4" w:space="0"/>
           </w:tblBorders>
-          <w:tblCellMar>
-            <w:top w:w="0" w:type="dxa"/>
-            <w:left w:w="113" w:type="dxa"/>
-            <w:bottom w:w="0" w:type="dxa"/>
-            <w:right w:w="113" w:type="dxa"/>
-          </w:tblCellMar>
         </w:tblPrEx>
         <w:trPr>
           <w:trHeight w:val="567" w:hRule="atLeast"/>
@@ -18062,10 +17884,10 @@
           <w:lang w:eastAsia="zh-CN"/>
         </w:rPr>
       </w:pPr>
-      <w:bookmarkStart w:id="70" w:name="_Toc1707_WPSOffice_Level2"/>
-      <w:bookmarkStart w:id="71" w:name="_Toc15530"/>
-      <w:bookmarkStart w:id="72" w:name="_Toc6988"/>
-      <w:bookmarkStart w:id="73" w:name="_Toc3782"/>
+      <w:bookmarkStart w:id="70" w:name="_Toc6988"/>
+      <w:bookmarkStart w:id="71" w:name="_Toc3782"/>
+      <w:bookmarkStart w:id="72" w:name="_Toc1707_WPSOffice_Level2"/>
+      <w:bookmarkStart w:id="73" w:name="_Toc15530"/>
       <w:bookmarkStart w:id="74" w:name="_Toc21764_WPSOffice_Level2"/>
       <w:bookmarkStart w:id="75" w:name="_Toc2749"/>
       <w:bookmarkStart w:id="76" w:name="_Toc26649"/>
@@ -18114,8 +17936,8 @@
         </w:rPr>
       </w:pPr>
       <w:bookmarkStart w:id="78" w:name="_Toc17031"/>
-      <w:bookmarkStart w:id="79" w:name="_Toc30088"/>
-      <w:bookmarkStart w:id="80" w:name="_Toc32302"/>
+      <w:bookmarkStart w:id="79" w:name="_Toc32302"/>
+      <w:bookmarkStart w:id="80" w:name="_Toc30088"/>
       <w:r>
         <w:rPr>
           <w:rFonts w:hint="eastAsia" w:ascii="Times New Roman" w:hAnsi="Times New Roman"/>
@@ -18141,8 +17963,8 @@
         </w:rPr>
       </w:pPr>
       <w:bookmarkStart w:id="81" w:name="_Toc18091_WPSOffice_Level3"/>
-      <w:bookmarkStart w:id="82" w:name="_Toc15289_WPSOffice_Level3"/>
-      <w:bookmarkStart w:id="83" w:name="_Toc6931_WPSOffice_Level3"/>
+      <w:bookmarkStart w:id="82" w:name="_Toc6931_WPSOffice_Level3"/>
+      <w:bookmarkStart w:id="83" w:name="_Toc15289_WPSOffice_Level3"/>
       <w:r>
         <w:rPr>
           <w:rFonts w:hint="eastAsia" w:ascii="Times New Roman" w:hAnsi="Times New Roman" w:eastAsia="微软雅黑" w:cs="Times New Roman"/>
@@ -18179,14 +18001,14 @@
           <w:lang w:eastAsia="zh-CN"/>
         </w:rPr>
       </w:pPr>
-      <w:bookmarkStart w:id="84" w:name="_Toc27302"/>
-      <w:bookmarkStart w:id="85" w:name="_Toc1707_WPSOffice_Level1"/>
-      <w:bookmarkStart w:id="86" w:name="_Toc12505"/>
-      <w:bookmarkStart w:id="87" w:name="_Toc13196_WPSOffice_Level1"/>
+      <w:bookmarkStart w:id="84" w:name="_Toc12505"/>
+      <w:bookmarkStart w:id="85" w:name="_Toc13196_WPSOffice_Level1"/>
+      <w:bookmarkStart w:id="86" w:name="_Toc16594"/>
+      <w:bookmarkStart w:id="87" w:name="_Toc28240"/>
       <w:bookmarkStart w:id="88" w:name="_Toc21764_WPSOffice_Level1"/>
       <w:bookmarkStart w:id="89" w:name="_Toc2409"/>
-      <w:bookmarkStart w:id="90" w:name="_Toc28240"/>
-      <w:bookmarkStart w:id="91" w:name="_Toc16594"/>
+      <w:bookmarkStart w:id="90" w:name="_Toc27302"/>
+      <w:bookmarkStart w:id="91" w:name="_Toc1707_WPSOffice_Level1"/>
       <w:r>
         <w:rPr>
           <w:rFonts w:hint="eastAsia" w:ascii="Times New Roman" w:hAnsi="Times New Roman" w:eastAsia="微软雅黑" w:cs="Times New Roman"/>
@@ -22303,12 +22125,6 @@
             <w:insideH w:val="single" w:color="BEBEBE" w:sz="4" w:space="0"/>
             <w:insideV w:val="single" w:color="BEBEBE" w:sz="4" w:space="0"/>
           </w:tblBorders>
-          <w:tblCellMar>
-            <w:top w:w="0" w:type="dxa"/>
-            <w:left w:w="108" w:type="dxa"/>
-            <w:bottom w:w="0" w:type="dxa"/>
-            <w:right w:w="108" w:type="dxa"/>
-          </w:tblCellMar>
         </w:tblPrEx>
         <w:trPr>
           <w:trHeight w:val="329" w:hRule="atLeast"/>
@@ -26546,12 +26362,12 @@
           <w:lang w:eastAsia="zh-CN"/>
         </w:rPr>
       </w:pPr>
-      <w:bookmarkStart w:id="92" w:name="_Toc107825560"/>
-      <w:bookmarkStart w:id="93" w:name="_Toc12977"/>
-      <w:bookmarkStart w:id="94" w:name="_Toc17465"/>
+      <w:bookmarkStart w:id="92" w:name="_Toc14132"/>
+      <w:bookmarkStart w:id="93" w:name="_Toc11923"/>
+      <w:bookmarkStart w:id="94" w:name="_Toc107825560"/>
       <w:bookmarkStart w:id="95" w:name="_Toc1105"/>
-      <w:bookmarkStart w:id="96" w:name="_Toc14132"/>
-      <w:bookmarkStart w:id="97" w:name="_Toc11923"/>
+      <w:bookmarkStart w:id="96" w:name="_Toc17465"/>
+      <w:bookmarkStart w:id="97" w:name="_Toc12977"/>
       <w:r>
         <w:rPr>
           <w:rFonts w:hint="eastAsia" w:ascii="Times New Roman" w:hAnsi="Times New Roman"/>
@@ -28608,8 +28424,8 @@
       <w:bookmarkStart w:id="101" w:name="_Toc2331"/>
       <w:bookmarkStart w:id="102" w:name="_Toc31490"/>
       <w:bookmarkStart w:id="103" w:name="_Toc27075"/>
-      <w:bookmarkStart w:id="104" w:name="_Toc24085_WPSOffice_Level1"/>
-      <w:bookmarkStart w:id="105" w:name="_Toc15840_WPSOffice_Level1"/>
+      <w:bookmarkStart w:id="104" w:name="_Toc15840_WPSOffice_Level1"/>
+      <w:bookmarkStart w:id="105" w:name="_Toc24085_WPSOffice_Level1"/>
       <w:r>
         <w:rPr>
           <w:rFonts w:hint="eastAsia" w:ascii="Times New Roman" w:hAnsi="Times New Roman"/>
@@ -31060,9 +30876,9 @@
           <w:lang w:eastAsia="zh-CN"/>
         </w:rPr>
       </w:pPr>
-      <w:bookmarkStart w:id="106" w:name="_Toc11653"/>
-      <w:bookmarkStart w:id="107" w:name="_Toc11406"/>
-      <w:bookmarkStart w:id="108" w:name="_Toc30346"/>
+      <w:bookmarkStart w:id="106" w:name="_Toc11406"/>
+      <w:bookmarkStart w:id="107" w:name="_Toc30346"/>
+      <w:bookmarkStart w:id="108" w:name="_Toc11653"/>
       <w:r>
         <w:rPr>
           <w:rFonts w:hint="eastAsia" w:ascii="Times New Roman" w:hAnsi="Times New Roman"/>
@@ -31663,13 +31479,13 @@
           <w:lang w:eastAsia="zh-CN"/>
         </w:rPr>
       </w:pPr>
-      <w:bookmarkStart w:id="109" w:name="_Toc25077"/>
-      <w:bookmarkStart w:id="110" w:name="_Toc3409"/>
-      <w:bookmarkStart w:id="111" w:name="_Toc15114"/>
-      <w:bookmarkStart w:id="112" w:name="_Toc20170_WPSOffice_Level1"/>
+      <w:bookmarkStart w:id="109" w:name="_Toc3409"/>
+      <w:bookmarkStart w:id="110" w:name="_Toc15114"/>
+      <w:bookmarkStart w:id="111" w:name="_Toc25077"/>
+      <w:bookmarkStart w:id="112" w:name="_Toc20924"/>
       <w:bookmarkStart w:id="113" w:name="_Toc28454_WPSOffice_Level1"/>
-      <w:bookmarkStart w:id="114" w:name="_Toc27693"/>
-      <w:bookmarkStart w:id="115" w:name="_Toc20924"/>
+      <w:bookmarkStart w:id="114" w:name="_Toc20170_WPSOffice_Level1"/>
+      <w:bookmarkStart w:id="115" w:name="_Toc27693"/>
       <w:bookmarkStart w:id="116" w:name="_Toc31185"/>
       <w:bookmarkStart w:id="117" w:name="_Toc26985_WPSOffice_Level1"/>
       <w:r>
@@ -31923,16 +31739,16 @@
           <w:lang w:eastAsia="zh-CN"/>
         </w:rPr>
       </w:pPr>
-      <w:bookmarkStart w:id="118" w:name="_Toc4503"/>
-      <w:bookmarkStart w:id="119" w:name="_Toc11901"/>
+      <w:bookmarkStart w:id="118" w:name="_Toc11901"/>
+      <w:bookmarkStart w:id="119" w:name="_Toc4503"/>
       <w:bookmarkStart w:id="120" w:name="_Toc12744"/>
       <w:bookmarkStart w:id="121" w:name="_Toc27809"/>
-      <w:bookmarkStart w:id="122" w:name="_Toc14611_WPSOffice_Level1"/>
-      <w:bookmarkStart w:id="123" w:name="_Toc17792_WPSOffice_Level2"/>
-      <w:bookmarkStart w:id="124" w:name="_Toc22162_WPSOffice_Level1"/>
-      <w:bookmarkStart w:id="125" w:name="_Toc22623"/>
-      <w:bookmarkStart w:id="126" w:name="_Toc13275"/>
-      <w:bookmarkStart w:id="127" w:name="_Toc19584_WPSOffice_Level1"/>
+      <w:bookmarkStart w:id="122" w:name="_Toc22623"/>
+      <w:bookmarkStart w:id="123" w:name="_Toc19584_WPSOffice_Level1"/>
+      <w:bookmarkStart w:id="124" w:name="_Toc17792_WPSOffice_Level2"/>
+      <w:bookmarkStart w:id="125" w:name="_Toc14611_WPSOffice_Level1"/>
+      <w:bookmarkStart w:id="126" w:name="_Toc22162_WPSOffice_Level1"/>
+      <w:bookmarkStart w:id="127" w:name="_Toc13275"/>
       <w:r>
         <w:rPr>
           <w:rFonts w:hint="eastAsia" w:ascii="Times New Roman" w:hAnsi="Times New Roman"/>
@@ -33772,33 +33588,44 @@
           <w:lang w:eastAsia="zh-CN"/>
         </w:rPr>
       </w:pPr>
-      <w:r>
-        <w:rPr>
-          <w:rFonts w:hint="eastAsia"/>
+      <w:bookmarkStart w:id="128" w:name="_GoBack"/>
+      <w:r>
+        <w:rPr>
+          <w:rFonts w:hint="eastAsia" w:ascii="Noto Sans S Chinese Regular" w:hAnsi="Noto Sans S Chinese Regular" w:eastAsia="Noto Sans S Chinese Regular" w:cs="Noto Sans S Chinese Regular"/>
+          <w:b/>
+          <w:bCs/>
+          <w:color w:val="AE607A"/>
+          <w:sz w:val="32"/>
+          <w:szCs w:val="32"/>
+          <w:lang w:val="en-US" w:eastAsia="zh-CN" w:bidi="zh-CN"/>
         </w:rPr>
         <w:drawing>
           <wp:anchor distT="0" distB="0" distL="114300" distR="114300" simplePos="0" relativeHeight="251662336" behindDoc="0" locked="0" layoutInCell="1" allowOverlap="1">
             <wp:simplePos x="0" y="0"/>
             <wp:positionH relativeFrom="column">
-              <wp:posOffset>-648970</wp:posOffset>
+              <wp:posOffset>-661035</wp:posOffset>
             </wp:positionH>
             <wp:positionV relativeFrom="paragraph">
-              <wp:posOffset>-658495</wp:posOffset>
+              <wp:posOffset>-654050</wp:posOffset>
             </wp:positionV>
-            <wp:extent cx="7597140" cy="10685780"/>
-            <wp:effectExtent l="0" t="0" r="3810" b="1270"/>
+            <wp:extent cx="7587615" cy="10727690"/>
+            <wp:effectExtent l="0" t="0" r="1905" b="1270"/>
             <wp:wrapNone/>
-            <wp:docPr id="8" name="图片 8" descr="lQLPDhsBUmJH1qPNBpTNBNqwkmtTe5WWYooB0ta-lgCnAA_1242_1684"/>
-            <wp:cNvGraphicFramePr/>
+            <wp:docPr id="2" name="图片 2" descr="333"/>
+            <wp:cNvGraphicFramePr>
+              <a:graphicFrameLocks xmlns:a="http://schemas.openxmlformats.org/drawingml/2006/main" noChangeAspect="1"/>
+            </wp:cNvGraphicFramePr>
             <a:graphic xmlns:a="http://schemas.openxmlformats.org/drawingml/2006/main">
               <a:graphicData uri="http://schemas.openxmlformats.org/drawingml/2006/picture">
                 <pic:pic xmlns:pic="http://schemas.openxmlformats.org/drawingml/2006/picture">
                   <pic:nvPicPr>
-                    <pic:cNvPr id="8" name="图片 8" descr="lQLPDhsBUmJH1qPNBpTNBNqwkmtTe5WWYooB0ta-lgCnAA_1242_1684"/>
-                    <pic:cNvPicPr/>
+                    <pic:cNvPr id="2" name="图片 2" descr="333"/>
+                    <pic:cNvPicPr>
+                      <a:picLocks noChangeAspect="1"/>
+                    </pic:cNvPicPr>
                   </pic:nvPicPr>
                   <pic:blipFill>
-                    <a:blip r:embed="rId13"/>
+                    <a:blip r:embed="rId14"/>
                     <a:stretch>
                       <a:fillRect/>
                     </a:stretch>
@@ -33806,7 +33633,7 @@
                   <pic:spPr>
                     <a:xfrm>
                       <a:off x="0" y="0"/>
-                      <a:ext cx="7597140" cy="10685780"/>
+                      <a:ext cx="7587615" cy="10727690"/>
                     </a:xfrm>
                     <a:prstGeom prst="rect">
                       <a:avLst/>
@@ -33818,6 +33645,7 @@
           </wp:anchor>
         </w:drawing>
       </w:r>
+      <w:bookmarkEnd w:id="128"/>
     </w:p>
     <w:p>
       <w:pPr>
@@ -33877,8 +33705,8 @@
       </w:pPr>
     </w:p>
     <w:sectPr>
-      <w:headerReference r:id="rId5" w:type="default"/>
-      <w:footerReference r:id="rId6" w:type="default"/>
+      <w:headerReference r:id="rId7" w:type="default"/>
+      <w:footerReference r:id="rId8" w:type="default"/>
       <w:pgSz w:w="11911" w:h="16838"/>
       <w:pgMar w:top="1037" w:right="1020" w:bottom="981" w:left="1020" w:header="567" w:footer="567" w:gutter="0"/>
       <w:pgBorders>
@@ -33907,6 +33735,16 @@
 </file>
 
 <file path=word/footer2.xml><?xml version="1.0" encoding="utf-8"?>
+<w:ftr xmlns:wpc="http://schemas.microsoft.com/office/word/2010/wordprocessingCanvas" xmlns:mc="http://schemas.openxmlformats.org/markup-compatibility/2006" xmlns:o="urn:schemas-microsoft-com:office:office" xmlns:r="http://schemas.openxmlformats.org/officeDocument/2006/relationships" xmlns:m="http://schemas.openxmlformats.org/officeDocument/2006/math" xmlns:v="urn:schemas-microsoft-com:vml" xmlns:wp14="http://schemas.microsoft.com/office/word/2010/wordprocessingDrawing" xmlns:wp="http://schemas.openxmlformats.org/drawingml/2006/wordprocessingDrawing" xmlns:w10="urn:schemas-microsoft-com:office:word" xmlns:w="http://schemas.openxmlformats.org/wordprocessingml/2006/main" xmlns:w14="http://schemas.microsoft.com/office/word/2010/wordml" xmlns:w15="http://schemas.microsoft.com/office/word/2012/wordml" xmlns:wpg="http://schemas.microsoft.com/office/word/2010/wordprocessingGroup" xmlns:wpi="http://schemas.microsoft.com/office/word/2010/wordprocessingInk" xmlns:wne="http://schemas.microsoft.com/office/word/2006/wordml" xmlns:wps="http://schemas.microsoft.com/office/word/2010/wordprocessingShape" xmlns:wpsCustomData="http://www.wps.cn/officeDocument/2013/wpsCustomData" mc:Ignorable="w14 w15 wp14">
+  <w:p>
+    <w:pPr>
+      <w:pStyle w:val="11"/>
+    </w:pPr>
+  </w:p>
+</w:ftr>
+</file>
+
+<file path=word/footer3.xml><?xml version="1.0" encoding="utf-8"?>
 <w:ftr xmlns:wpc="http://schemas.microsoft.com/office/word/2010/wordprocessingCanvas" xmlns:mc="http://schemas.openxmlformats.org/markup-compatibility/2006" xmlns:o="urn:schemas-microsoft-com:office:office" xmlns:r="http://schemas.openxmlformats.org/officeDocument/2006/relationships" xmlns:m="http://schemas.openxmlformats.org/officeDocument/2006/math" xmlns:v="urn:schemas-microsoft-com:vml" xmlns:wp14="http://schemas.microsoft.com/office/word/2010/wordprocessingDrawing" xmlns:wp="http://schemas.openxmlformats.org/drawingml/2006/wordprocessingDrawing" xmlns:w10="urn:schemas-microsoft-com:office:word" xmlns:w="http://schemas.openxmlformats.org/wordprocessingml/2006/main" xmlns:w14="http://schemas.microsoft.com/office/word/2010/wordml" xmlns:w15="http://schemas.microsoft.com/office/word/2012/wordml" xmlns:wpg="http://schemas.microsoft.com/office/word/2010/wordprocessingGroup" xmlns:wpi="http://schemas.microsoft.com/office/word/2010/wordprocessingInk" xmlns:wne="http://schemas.microsoft.com/office/word/2006/wordml" xmlns:wps="http://schemas.microsoft.com/office/word/2010/wordprocessingShape" xmlns:wpsCustomData="http://www.wps.cn/officeDocument/2013/wpsCustomData" mc:Ignorable="w14 w15 wp14">
   <w:tbl>
     <w:tblPr>
@@ -34269,6 +34107,16 @@
   <w:p>
     <w:pPr>
       <w:pStyle w:val="12"/>
+    </w:pPr>
+  </w:p>
+</w:hdr>
+</file>
+
+<file path=word/header2.xml><?xml version="1.0" encoding="utf-8"?>
+<w:hdr xmlns:wpc="http://schemas.microsoft.com/office/word/2010/wordprocessingCanvas" xmlns:mc="http://schemas.openxmlformats.org/markup-compatibility/2006" xmlns:o="urn:schemas-microsoft-com:office:office" xmlns:r="http://schemas.openxmlformats.org/officeDocument/2006/relationships" xmlns:m="http://schemas.openxmlformats.org/officeDocument/2006/math" xmlns:v="urn:schemas-microsoft-com:vml" xmlns:wp14="http://schemas.microsoft.com/office/word/2010/wordprocessingDrawing" xmlns:wp="http://schemas.openxmlformats.org/drawingml/2006/wordprocessingDrawing" xmlns:w10="urn:schemas-microsoft-com:office:word" xmlns:w="http://schemas.openxmlformats.org/wordprocessingml/2006/main" xmlns:w14="http://schemas.microsoft.com/office/word/2010/wordml" xmlns:w15="http://schemas.microsoft.com/office/word/2012/wordml" xmlns:wpg="http://schemas.microsoft.com/office/word/2010/wordprocessingGroup" xmlns:wpi="http://schemas.microsoft.com/office/word/2010/wordprocessingInk" xmlns:wne="http://schemas.microsoft.com/office/word/2006/wordml" xmlns:wps="http://schemas.microsoft.com/office/word/2010/wordprocessingShape" xmlns:wpsCustomData="http://www.wps.cn/officeDocument/2013/wpsCustomData" mc:Ignorable="w14 w15 wp14">
+  <w:p>
+    <w:pPr>
+      <w:pStyle w:val="12"/>
       <w:jc w:val="right"/>
       <w:rPr>
         <w:lang w:eastAsia="zh-CN"/>
@@ -34278,7 +34126,7 @@
 </w:hdr>
 </file>
 
-<file path=word/header2.xml><?xml version="1.0" encoding="utf-8"?>
+<file path=word/header3.xml><?xml version="1.0" encoding="utf-8"?>
 <w:hdr xmlns:wpc="http://schemas.microsoft.com/office/word/2010/wordprocessingCanvas" xmlns:mc="http://schemas.openxmlformats.org/markup-compatibility/2006" xmlns:o="urn:schemas-microsoft-com:office:office" xmlns:r="http://schemas.openxmlformats.org/officeDocument/2006/relationships" xmlns:m="http://schemas.openxmlformats.org/officeDocument/2006/math" xmlns:v="urn:schemas-microsoft-com:vml" xmlns:wp14="http://schemas.microsoft.com/office/word/2010/wordprocessingDrawing" xmlns:wp="http://schemas.openxmlformats.org/drawingml/2006/wordprocessingDrawing" xmlns:w10="urn:schemas-microsoft-com:office:word" xmlns:w="http://schemas.openxmlformats.org/wordprocessingml/2006/main" xmlns:w14="http://schemas.microsoft.com/office/word/2010/wordml" xmlns:w15="http://schemas.microsoft.com/office/word/2012/wordml" xmlns:wpg="http://schemas.microsoft.com/office/word/2010/wordprocessingGroup" xmlns:wpi="http://schemas.microsoft.com/office/word/2010/wordprocessingInk" xmlns:wne="http://schemas.microsoft.com/office/word/2006/wordml" xmlns:wps="http://schemas.microsoft.com/office/word/2010/wordprocessingShape" xmlns:wpsCustomData="http://www.wps.cn/officeDocument/2013/wpsCustomData" mc:Ignorable="w14 w15 wp14">
   <w:p>
     <w:pPr>
